--- a/9_Documentacion/Ventas y Gastos/BI_Informe_Modelo_Datos_VAOPE_VentasGastos_V2.docx
+++ b/9_Documentacion/Ventas y Gastos/BI_Informe_Modelo_Datos_VAOPE_VentasGastos_V2.docx
@@ -297,8 +297,96 @@
           </w:p>
         </w:tc>
       </w:tr>
+      <w:tr>
+        <w:trPr>
+          <w:cnfStyle w:val="000000100000" w:firstRow="0" w:lastRow="0" w:firstColumn="0" w:lastColumn="0" w:oddVBand="0" w:evenVBand="0" w:oddHBand="1" w:evenHBand="0" w:firstRowFirstColumn="0" w:firstRowLastColumn="0" w:lastRowFirstColumn="0" w:lastRowLastColumn="0"/>
+        </w:trPr>
+        <w:tc>
+          <w:tcPr>
+            <w:cnfStyle w:val="001000000000" w:firstRow="0" w:lastRow="0" w:firstColumn="1" w:lastColumn="0" w:oddVBand="0" w:evenVBand="0" w:oddHBand="0" w:evenHBand="0" w:firstRowFirstColumn="0" w:firstRowLastColumn="0" w:lastRowFirstColumn="0" w:lastRowLastColumn="0"/>
+            <w:tcW w:w="1710" w:type="dxa"/>
+          </w:tcPr>
+          <w:p>
+            <w:r>
+              <w:t>1.0.2</w:t>
+            </w:r>
+          </w:p>
+        </w:tc>
+        <w:tc>
+          <w:tcPr>
+            <w:tcW w:w="1647" w:type="dxa"/>
+          </w:tcPr>
+          <w:p>
+            <w:pPr>
+              <w:cnfStyle w:val="000000100000" w:firstRow="0" w:lastRow="0" w:firstColumn="0" w:lastColumn="0" w:oddVBand="0" w:evenVBand="0" w:oddHBand="1" w:evenHBand="0" w:firstRowFirstColumn="0" w:firstRowLastColumn="0" w:lastRowFirstColumn="0" w:lastRowLastColumn="0"/>
+            </w:pPr>
+            <w:r>
+              <w:t>2025-10-16</w:t>
+            </w:r>
+          </w:p>
+        </w:tc>
+        <w:tc>
+          <w:tcPr>
+            <w:tcW w:w="3078" w:type="dxa"/>
+          </w:tcPr>
+          <w:p>
+            <w:pPr>
+              <w:cnfStyle w:val="000000100000" w:firstRow="0" w:lastRow="0" w:firstColumn="0" w:lastColumn="0" w:oddVBand="0" w:evenVBand="0" w:oddHBand="1" w:evenHBand="0" w:firstRowFirstColumn="0" w:firstRowLastColumn="0" w:lastRowFirstColumn="0" w:lastRowLastColumn="0"/>
+            </w:pPr>
+            <w:r>
+              <w:t xml:space="preserve">Agregar EstadoFacturaSlc </w:t>
+            </w:r>
+            <w:proofErr w:type="spellStart"/>
+            <w:r>
+              <w:t>unique</w:t>
+            </w:r>
+            <w:proofErr w:type="spellEnd"/>
+            <w:r>
+              <w:t xml:space="preserve"> y autogenerar el </w:t>
+            </w:r>
+            <w:proofErr w:type="spellStart"/>
+            <w:r>
+              <w:t>EstadoFacturaID</w:t>
+            </w:r>
+            <w:proofErr w:type="spellEnd"/>
+          </w:p>
+        </w:tc>
+        <w:tc>
+          <w:tcPr>
+            <w:tcW w:w="1898" w:type="dxa"/>
+          </w:tcPr>
+          <w:p>
+            <w:pPr>
+              <w:cnfStyle w:val="000000100000" w:firstRow="0" w:lastRow="0" w:firstColumn="0" w:lastColumn="0" w:oddVBand="0" w:evenVBand="0" w:oddHBand="1" w:evenHBand="0" w:firstRowFirstColumn="0" w:firstRowLastColumn="0" w:lastRowFirstColumn="0" w:lastRowLastColumn="0"/>
+            </w:pPr>
+            <w:r>
+              <w:t xml:space="preserve">Mantener el ingreso de estado de factura </w:t>
+            </w:r>
+            <w:proofErr w:type="spellStart"/>
+            <w:r>
+              <w:t>estadofactura_id</w:t>
+            </w:r>
+            <w:proofErr w:type="spellEnd"/>
+            <w:r>
+              <w:t xml:space="preserve"> que viene en texto</w:t>
+            </w:r>
+          </w:p>
+        </w:tc>
+        <w:tc>
+          <w:tcPr>
+            <w:tcW w:w="1871" w:type="dxa"/>
+          </w:tcPr>
+          <w:p>
+            <w:pPr>
+              <w:cnfStyle w:val="000000100000" w:firstRow="0" w:lastRow="0" w:firstColumn="0" w:lastColumn="0" w:oddVBand="0" w:evenVBand="0" w:oddHBand="1" w:evenHBand="0" w:firstRowFirstColumn="0" w:firstRowLastColumn="0" w:lastRowFirstColumn="0" w:lastRowLastColumn="0"/>
+            </w:pPr>
+            <w:r>
+              <w:t>Equipo BI</w:t>
+            </w:r>
+          </w:p>
+        </w:tc>
+      </w:tr>
     </w:tbl>
-    <w:p/>
     <w:p>
       <w:pPr>
         <w:pStyle w:val="Ttulo1"/>
@@ -754,7 +842,10 @@
               <w:cnfStyle w:val="000000000000" w:firstRow="0" w:lastRow="0" w:firstColumn="0" w:lastColumn="0" w:oddVBand="0" w:evenVBand="0" w:oddHBand="0" w:evenHBand="0" w:firstRowFirstColumn="0" w:firstRowLastColumn="0" w:lastRowFirstColumn="0" w:lastRowLastColumn="0"/>
             </w:pPr>
             <w:r>
-              <w:t>25</w:t>
+              <w:t>2</w:t>
+            </w:r>
+            <w:r>
+              <w:t>6</w:t>
             </w:r>
           </w:p>
         </w:tc>
@@ -785,7 +876,10 @@
               <w:cnfStyle w:val="000000100000" w:firstRow="0" w:lastRow="0" w:firstColumn="0" w:lastColumn="0" w:oddVBand="0" w:evenVBand="0" w:oddHBand="1" w:evenHBand="0" w:firstRowFirstColumn="0" w:firstRowLastColumn="0" w:lastRowFirstColumn="0" w:lastRowLastColumn="0"/>
             </w:pPr>
             <w:r>
-              <w:t>24</w:t>
+              <w:t>2</w:t>
+            </w:r>
+            <w:r>
+              <w:t>5</w:t>
             </w:r>
           </w:p>
         </w:tc>
@@ -799,6 +893,7 @@
           <w:p>
             <w:proofErr w:type="spellStart"/>
             <w:r>
+              <w:lastRenderedPageBreak/>
               <w:t>eventosOrganizador_Detalle</w:t>
             </w:r>
             <w:proofErr w:type="spellEnd"/>
@@ -850,14 +945,15 @@
         </w:tc>
       </w:tr>
     </w:tbl>
-    <w:p/>
     <w:p>
       <w:pPr>
         <w:pStyle w:val="Ttulo1"/>
       </w:pPr>
       <w:r>
-        <w:lastRenderedPageBreak/>
-        <w:t>Llaves primarias (PK)</w:t>
+        <w:t>l</w:t>
+      </w:r>
+      <w:r>
+        <w:t>laves primarias (PK)</w:t>
       </w:r>
     </w:p>
     <w:tbl>
@@ -1395,7 +1491,6 @@
         </w:tc>
       </w:tr>
     </w:tbl>
-    <w:p/>
     <w:p>
       <w:pPr>
         <w:pStyle w:val="Ttulo1"/>
@@ -1422,7 +1517,7 @@
         <w:tc>
           <w:tcPr>
             <w:cnfStyle w:val="001000000000" w:firstRow="0" w:lastRow="0" w:firstColumn="1" w:lastColumn="0" w:oddVBand="0" w:evenVBand="0" w:oddHBand="0" w:evenHBand="0" w:firstRowFirstColumn="0" w:firstRowLastColumn="0" w:lastRowFirstColumn="0" w:lastRowLastColumn="0"/>
-            <w:tcW w:w="3408" w:type="dxa"/>
+            <w:tcW w:w="3400" w:type="dxa"/>
           </w:tcPr>
           <w:p>
             <w:r>
@@ -1432,7 +1527,7 @@
         </w:tc>
         <w:tc>
           <w:tcPr>
-            <w:tcW w:w="3408" w:type="dxa"/>
+            <w:tcW w:w="3402" w:type="dxa"/>
           </w:tcPr>
           <w:p>
             <w:pPr>
@@ -1445,7 +1540,7 @@
         </w:tc>
         <w:tc>
           <w:tcPr>
-            <w:tcW w:w="3408" w:type="dxa"/>
+            <w:tcW w:w="3402" w:type="dxa"/>
           </w:tcPr>
           <w:p>
             <w:pPr>
@@ -1464,7 +1559,7 @@
         <w:tc>
           <w:tcPr>
             <w:cnfStyle w:val="001000000000" w:firstRow="0" w:lastRow="0" w:firstColumn="1" w:lastColumn="0" w:oddVBand="0" w:evenVBand="0" w:oddHBand="0" w:evenHBand="0" w:firstRowFirstColumn="0" w:firstRowLastColumn="0" w:lastRowFirstColumn="0" w:lastRowLastColumn="0"/>
-            <w:tcW w:w="3408" w:type="dxa"/>
+            <w:tcW w:w="3400" w:type="dxa"/>
           </w:tcPr>
           <w:p>
             <w:proofErr w:type="spellStart"/>
@@ -1476,7 +1571,7 @@
         </w:tc>
         <w:tc>
           <w:tcPr>
-            <w:tcW w:w="3408" w:type="dxa"/>
+            <w:tcW w:w="3402" w:type="dxa"/>
           </w:tcPr>
           <w:p>
             <w:pPr>
@@ -1491,7 +1586,7 @@
         </w:tc>
         <w:tc>
           <w:tcPr>
-            <w:tcW w:w="3408" w:type="dxa"/>
+            <w:tcW w:w="3402" w:type="dxa"/>
           </w:tcPr>
           <w:p>
             <w:pPr>
@@ -1512,7 +1607,7 @@
         <w:tc>
           <w:tcPr>
             <w:cnfStyle w:val="001000000000" w:firstRow="0" w:lastRow="0" w:firstColumn="1" w:lastColumn="0" w:oddVBand="0" w:evenVBand="0" w:oddHBand="0" w:evenHBand="0" w:firstRowFirstColumn="0" w:firstRowLastColumn="0" w:lastRowFirstColumn="0" w:lastRowLastColumn="0"/>
-            <w:tcW w:w="3408" w:type="dxa"/>
+            <w:tcW w:w="3400" w:type="dxa"/>
           </w:tcPr>
           <w:p>
             <w:proofErr w:type="spellStart"/>
@@ -1524,7 +1619,7 @@
         </w:tc>
         <w:tc>
           <w:tcPr>
-            <w:tcW w:w="3408" w:type="dxa"/>
+            <w:tcW w:w="3402" w:type="dxa"/>
           </w:tcPr>
           <w:p>
             <w:pPr>
@@ -1539,7 +1634,7 @@
         </w:tc>
         <w:tc>
           <w:tcPr>
-            <w:tcW w:w="3408" w:type="dxa"/>
+            <w:tcW w:w="3402" w:type="dxa"/>
           </w:tcPr>
           <w:p>
             <w:pPr>
@@ -1558,7 +1653,7 @@
         <w:tc>
           <w:tcPr>
             <w:cnfStyle w:val="001000000000" w:firstRow="0" w:lastRow="0" w:firstColumn="1" w:lastColumn="0" w:oddVBand="0" w:evenVBand="0" w:oddHBand="0" w:evenHBand="0" w:firstRowFirstColumn="0" w:firstRowLastColumn="0" w:lastRowFirstColumn="0" w:lastRowLastColumn="0"/>
-            <w:tcW w:w="3408" w:type="dxa"/>
+            <w:tcW w:w="3400" w:type="dxa"/>
           </w:tcPr>
           <w:p>
             <w:proofErr w:type="spellStart"/>
@@ -1570,7 +1665,7 @@
         </w:tc>
         <w:tc>
           <w:tcPr>
-            <w:tcW w:w="3408" w:type="dxa"/>
+            <w:tcW w:w="3402" w:type="dxa"/>
           </w:tcPr>
           <w:p>
             <w:pPr>
@@ -1585,7 +1680,7 @@
         </w:tc>
         <w:tc>
           <w:tcPr>
-            <w:tcW w:w="3408" w:type="dxa"/>
+            <w:tcW w:w="3402" w:type="dxa"/>
           </w:tcPr>
           <w:p>
             <w:pPr>
@@ -1606,7 +1701,7 @@
         <w:tc>
           <w:tcPr>
             <w:cnfStyle w:val="001000000000" w:firstRow="0" w:lastRow="0" w:firstColumn="1" w:lastColumn="0" w:oddVBand="0" w:evenVBand="0" w:oddHBand="0" w:evenHBand="0" w:firstRowFirstColumn="0" w:firstRowLastColumn="0" w:lastRowFirstColumn="0" w:lastRowLastColumn="0"/>
-            <w:tcW w:w="3408" w:type="dxa"/>
+            <w:tcW w:w="3400" w:type="dxa"/>
           </w:tcPr>
           <w:p>
             <w:proofErr w:type="spellStart"/>
@@ -1618,7 +1713,7 @@
         </w:tc>
         <w:tc>
           <w:tcPr>
-            <w:tcW w:w="3408" w:type="dxa"/>
+            <w:tcW w:w="3402" w:type="dxa"/>
           </w:tcPr>
           <w:p>
             <w:pPr>
@@ -1633,7 +1728,7 @@
         </w:tc>
         <w:tc>
           <w:tcPr>
-            <w:tcW w:w="3408" w:type="dxa"/>
+            <w:tcW w:w="3402" w:type="dxa"/>
           </w:tcPr>
           <w:p>
             <w:pPr>
@@ -1652,7 +1747,7 @@
         <w:tc>
           <w:tcPr>
             <w:cnfStyle w:val="001000000000" w:firstRow="0" w:lastRow="0" w:firstColumn="1" w:lastColumn="0" w:oddVBand="0" w:evenVBand="0" w:oddHBand="0" w:evenHBand="0" w:firstRowFirstColumn="0" w:firstRowLastColumn="0" w:lastRowFirstColumn="0" w:lastRowLastColumn="0"/>
-            <w:tcW w:w="3408" w:type="dxa"/>
+            <w:tcW w:w="3400" w:type="dxa"/>
           </w:tcPr>
           <w:p>
             <w:proofErr w:type="spellStart"/>
@@ -1664,7 +1759,7 @@
         </w:tc>
         <w:tc>
           <w:tcPr>
-            <w:tcW w:w="3408" w:type="dxa"/>
+            <w:tcW w:w="3402" w:type="dxa"/>
           </w:tcPr>
           <w:p>
             <w:pPr>
@@ -1679,7 +1774,7 @@
         </w:tc>
         <w:tc>
           <w:tcPr>
-            <w:tcW w:w="3408" w:type="dxa"/>
+            <w:tcW w:w="3402" w:type="dxa"/>
           </w:tcPr>
           <w:p>
             <w:pPr>
@@ -1708,7 +1803,7 @@
         <w:tc>
           <w:tcPr>
             <w:cnfStyle w:val="001000000000" w:firstRow="0" w:lastRow="0" w:firstColumn="1" w:lastColumn="0" w:oddVBand="0" w:evenVBand="0" w:oddHBand="0" w:evenHBand="0" w:firstRowFirstColumn="0" w:firstRowLastColumn="0" w:lastRowFirstColumn="0" w:lastRowLastColumn="0"/>
-            <w:tcW w:w="3408" w:type="dxa"/>
+            <w:tcW w:w="3400" w:type="dxa"/>
           </w:tcPr>
           <w:p>
             <w:proofErr w:type="spellStart"/>
@@ -1720,7 +1815,7 @@
         </w:tc>
         <w:tc>
           <w:tcPr>
-            <w:tcW w:w="3408" w:type="dxa"/>
+            <w:tcW w:w="3402" w:type="dxa"/>
           </w:tcPr>
           <w:p>
             <w:pPr>
@@ -1735,7 +1830,7 @@
         </w:tc>
         <w:tc>
           <w:tcPr>
-            <w:tcW w:w="3408" w:type="dxa"/>
+            <w:tcW w:w="3402" w:type="dxa"/>
           </w:tcPr>
           <w:p>
             <w:pPr>
@@ -1760,12 +1855,61 @@
       <w:tr>
         <w:trPr>
           <w:cnfStyle w:val="000000100000" w:firstRow="0" w:lastRow="0" w:firstColumn="0" w:lastColumn="0" w:oddVBand="0" w:evenVBand="0" w:oddHBand="1" w:evenHBand="0" w:firstRowFirstColumn="0" w:firstRowLastColumn="0" w:lastRowFirstColumn="0" w:lastRowLastColumn="0"/>
+        </w:trPr>
+        <w:tc>
+          <w:tcPr>
+            <w:cnfStyle w:val="001000000000" w:firstRow="0" w:lastRow="0" w:firstColumn="1" w:lastColumn="0" w:oddVBand="0" w:evenVBand="0" w:oddHBand="0" w:evenHBand="0" w:firstRowFirstColumn="0" w:firstRowLastColumn="0" w:lastRowFirstColumn="0" w:lastRowLastColumn="0"/>
+            <w:tcW w:w="3400" w:type="dxa"/>
+          </w:tcPr>
+          <w:p>
+            <w:proofErr w:type="spellStart"/>
+            <w:r>
+              <w:t>DimEstadoFactura</w:t>
+            </w:r>
+            <w:proofErr w:type="spellEnd"/>
+          </w:p>
+        </w:tc>
+        <w:tc>
+          <w:tcPr>
+            <w:tcW w:w="3402" w:type="dxa"/>
+          </w:tcPr>
+          <w:p>
+            <w:pPr>
+              <w:cnfStyle w:val="000000100000" w:firstRow="0" w:lastRow="0" w:firstColumn="0" w:lastColumn="0" w:oddVBand="0" w:evenVBand="0" w:oddHBand="1" w:evenHBand="0" w:firstRowFirstColumn="0" w:firstRowLastColumn="0" w:lastRowFirstColumn="0" w:lastRowLastColumn="0"/>
+            </w:pPr>
+            <w:proofErr w:type="spellStart"/>
+            <w:r>
+              <w:t>uq_Estadofactura_</w:t>
+            </w:r>
+            <w:r>
+              <w:t>EstadoFac</w:t>
+            </w:r>
+            <w:proofErr w:type="spellEnd"/>
+          </w:p>
+        </w:tc>
+        <w:tc>
+          <w:tcPr>
+            <w:tcW w:w="3402" w:type="dxa"/>
+          </w:tcPr>
+          <w:p>
+            <w:pPr>
+              <w:cnfStyle w:val="000000100000" w:firstRow="0" w:lastRow="0" w:firstColumn="0" w:lastColumn="0" w:oddVBand="0" w:evenVBand="0" w:oddHBand="1" w:evenHBand="0" w:firstRowFirstColumn="0" w:firstRowLastColumn="0" w:lastRowFirstColumn="0" w:lastRowLastColumn="0"/>
+            </w:pPr>
+            <w:r>
+              <w:t>EstadoFacturaSlc</w:t>
+            </w:r>
+          </w:p>
+        </w:tc>
+      </w:tr>
+      <w:tr>
+        <w:trPr>
+          <w:cnfStyle w:val="000000010000" w:firstRow="0" w:lastRow="0" w:firstColumn="0" w:lastColumn="0" w:oddVBand="0" w:evenVBand="0" w:oddHBand="0" w:evenHBand="1" w:firstRowFirstColumn="0" w:firstRowLastColumn="0" w:lastRowFirstColumn="0" w:lastRowLastColumn="0"/>
           <w:trHeight w:val="649"/>
         </w:trPr>
         <w:tc>
           <w:tcPr>
             <w:cnfStyle w:val="001000000000" w:firstRow="0" w:lastRow="0" w:firstColumn="1" w:lastColumn="0" w:oddVBand="0" w:evenVBand="0" w:oddHBand="0" w:evenHBand="0" w:firstRowFirstColumn="0" w:firstRowLastColumn="0" w:lastRowFirstColumn="0" w:lastRowLastColumn="0"/>
-            <w:tcW w:w="3408" w:type="dxa"/>
+            <w:tcW w:w="3400" w:type="dxa"/>
           </w:tcPr>
           <w:p>
             <w:proofErr w:type="spellStart"/>
@@ -1777,11 +1921,11 @@
         </w:tc>
         <w:tc>
           <w:tcPr>
-            <w:tcW w:w="3408" w:type="dxa"/>
-          </w:tcPr>
-          <w:p>
-            <w:pPr>
-              <w:cnfStyle w:val="000000100000" w:firstRow="0" w:lastRow="0" w:firstColumn="0" w:lastColumn="0" w:oddVBand="0" w:evenVBand="0" w:oddHBand="1" w:evenHBand="0" w:firstRowFirstColumn="0" w:firstRowLastColumn="0" w:lastRowFirstColumn="0" w:lastRowLastColumn="0"/>
+            <w:tcW w:w="3402" w:type="dxa"/>
+          </w:tcPr>
+          <w:p>
+            <w:pPr>
+              <w:cnfStyle w:val="000000010000" w:firstRow="0" w:lastRow="0" w:firstColumn="0" w:lastColumn="0" w:oddVBand="0" w:evenVBand="0" w:oddHBand="0" w:evenHBand="1" w:firstRowFirstColumn="0" w:firstRowLastColumn="0" w:lastRowFirstColumn="0" w:lastRowLastColumn="0"/>
             </w:pPr>
             <w:r>
               <w:t>XAK1DimUbicacion</w:t>
@@ -1790,11 +1934,11 @@
         </w:tc>
         <w:tc>
           <w:tcPr>
-            <w:tcW w:w="3408" w:type="dxa"/>
-          </w:tcPr>
-          <w:p>
-            <w:pPr>
-              <w:cnfStyle w:val="000000100000" w:firstRow="0" w:lastRow="0" w:firstColumn="0" w:lastColumn="0" w:oddVBand="0" w:evenVBand="0" w:oddHBand="1" w:evenHBand="0" w:firstRowFirstColumn="0" w:firstRowLastColumn="0" w:lastRowFirstColumn="0" w:lastRowLastColumn="0"/>
+            <w:tcW w:w="3402" w:type="dxa"/>
+          </w:tcPr>
+          <w:p>
+            <w:pPr>
+              <w:cnfStyle w:val="000000010000" w:firstRow="0" w:lastRow="0" w:firstColumn="0" w:lastColumn="0" w:oddVBand="0" w:evenVBand="0" w:oddHBand="0" w:evenHBand="1" w:firstRowFirstColumn="0" w:firstRowLastColumn="0" w:lastRowFirstColumn="0" w:lastRowLastColumn="0"/>
             </w:pPr>
             <w:r>
               <w:br/>
@@ -1824,7 +1968,6 @@
         </w:tc>
       </w:tr>
     </w:tbl>
-    <w:p/>
     <w:p>
       <w:pPr>
         <w:pStyle w:val="Ttulo1"/>
@@ -2146,6 +2289,7 @@
           <w:p>
             <w:proofErr w:type="spellStart"/>
             <w:r>
+              <w:lastRenderedPageBreak/>
               <w:t>FactEgresosDetalle</w:t>
             </w:r>
             <w:proofErr w:type="spellEnd"/>
@@ -2290,7 +2434,6 @@
           <w:p>
             <w:proofErr w:type="spellStart"/>
             <w:r>
-              <w:lastRenderedPageBreak/>
               <w:t>FactEgresosDetalle</w:t>
             </w:r>
             <w:proofErr w:type="spellEnd"/>
@@ -3008,7 +3151,6 @@
         </w:tc>
       </w:tr>
     </w:tbl>
-    <w:p/>
     <w:p>
       <w:pPr>
         <w:pStyle w:val="Ttulo1"/>
@@ -4436,6 +4578,7 @@
           <w:p>
             <w:proofErr w:type="spellStart"/>
             <w:r>
+              <w:lastRenderedPageBreak/>
               <w:t>eventosOrganizador_Detalle</w:t>
             </w:r>
             <w:proofErr w:type="spellEnd"/>
@@ -4514,7 +4657,6 @@
           <w:p>
             <w:proofErr w:type="spellStart"/>
             <w:r>
-              <w:lastRenderedPageBreak/>
               <w:t>eventosOrganizador_Detalle</w:t>
             </w:r>
             <w:proofErr w:type="spellEnd"/>
@@ -4751,7 +4893,6 @@
         </w:tc>
       </w:tr>
     </w:tbl>
-    <w:p/>
     <w:p>
       <w:pPr>
         <w:pStyle w:val="Ttulo1"/>
@@ -5658,7 +5799,7 @@
         <w:tc>
           <w:tcPr>
             <w:cnfStyle w:val="001000000000" w:firstRow="0" w:lastRow="0" w:firstColumn="1" w:lastColumn="0" w:oddVBand="0" w:evenVBand="0" w:oddHBand="0" w:evenHBand="0" w:firstRowFirstColumn="0" w:firstRowLastColumn="0" w:lastRowFirstColumn="0" w:lastRowLastColumn="0"/>
-            <w:tcW w:w="2477" w:type="dxa"/>
+            <w:tcW w:w="2371" w:type="dxa"/>
           </w:tcPr>
           <w:p>
             <w:r>
@@ -5668,7 +5809,7 @@
         </w:tc>
         <w:tc>
           <w:tcPr>
-            <w:tcW w:w="2279" w:type="dxa"/>
+            <w:tcW w:w="2151" w:type="dxa"/>
           </w:tcPr>
           <w:p>
             <w:pPr>
@@ -5681,7 +5822,7 @@
         </w:tc>
         <w:tc>
           <w:tcPr>
-            <w:tcW w:w="1939" w:type="dxa"/>
+            <w:tcW w:w="1772" w:type="dxa"/>
           </w:tcPr>
           <w:p>
             <w:pPr>
@@ -5694,7 +5835,7 @@
         </w:tc>
         <w:tc>
           <w:tcPr>
-            <w:tcW w:w="2021" w:type="dxa"/>
+            <w:tcW w:w="1955" w:type="dxa"/>
           </w:tcPr>
           <w:p>
             <w:pPr>
@@ -5707,7 +5848,7 @@
         </w:tc>
         <w:tc>
           <w:tcPr>
-            <w:tcW w:w="1488" w:type="dxa"/>
+            <w:tcW w:w="1955" w:type="dxa"/>
           </w:tcPr>
           <w:p>
             <w:pPr>
@@ -5726,7 +5867,7 @@
         <w:tc>
           <w:tcPr>
             <w:cnfStyle w:val="001000000000" w:firstRow="0" w:lastRow="0" w:firstColumn="1" w:lastColumn="0" w:oddVBand="0" w:evenVBand="0" w:oddHBand="0" w:evenHBand="0" w:firstRowFirstColumn="0" w:firstRowLastColumn="0" w:lastRowFirstColumn="0" w:lastRowLastColumn="0"/>
-            <w:tcW w:w="2477" w:type="dxa"/>
+            <w:tcW w:w="2371" w:type="dxa"/>
           </w:tcPr>
           <w:p>
             <w:proofErr w:type="spellStart"/>
@@ -5738,20 +5879,20 @@
         </w:tc>
         <w:tc>
           <w:tcPr>
-            <w:tcW w:w="2279" w:type="dxa"/>
-          </w:tcPr>
-          <w:p>
-            <w:pPr>
-              <w:cnfStyle w:val="000000100000" w:firstRow="0" w:lastRow="0" w:firstColumn="0" w:lastColumn="0" w:oddVBand="0" w:evenVBand="0" w:oddHBand="1" w:evenHBand="0" w:firstRowFirstColumn="0" w:firstRowLastColumn="0" w:lastRowFirstColumn="0" w:lastRowLastColumn="0"/>
-            </w:pPr>
-            <w:r>
-              <w:t>INT</w:t>
-            </w:r>
-          </w:p>
-        </w:tc>
-        <w:tc>
-          <w:tcPr>
-            <w:tcW w:w="1939" w:type="dxa"/>
+            <w:tcW w:w="2151" w:type="dxa"/>
+          </w:tcPr>
+          <w:p>
+            <w:pPr>
+              <w:cnfStyle w:val="000000100000" w:firstRow="0" w:lastRow="0" w:firstColumn="0" w:lastColumn="0" w:oddVBand="0" w:evenVBand="0" w:oddHBand="1" w:evenHBand="0" w:firstRowFirstColumn="0" w:firstRowLastColumn="0" w:lastRowFirstColumn="0" w:lastRowLastColumn="0"/>
+            </w:pPr>
+            <w:r>
+              <w:t>BIGINT</w:t>
+            </w:r>
+          </w:p>
+        </w:tc>
+        <w:tc>
+          <w:tcPr>
+            <w:tcW w:w="1772" w:type="dxa"/>
           </w:tcPr>
           <w:p>
             <w:pPr>
@@ -5764,11 +5905,84 @@
         </w:tc>
         <w:tc>
           <w:tcPr>
-            <w:tcW w:w="2021" w:type="dxa"/>
-          </w:tcPr>
-          <w:p>
-            <w:pPr>
-              <w:cnfStyle w:val="000000100000" w:firstRow="0" w:lastRow="0" w:firstColumn="0" w:lastColumn="0" w:oddVBand="0" w:evenVBand="0" w:oddHBand="1" w:evenHBand="0" w:firstRowFirstColumn="0" w:firstRowLastColumn="0" w:lastRowFirstColumn="0" w:lastRowLastColumn="0"/>
+            <w:tcW w:w="1955" w:type="dxa"/>
+          </w:tcPr>
+          <w:p>
+            <w:pPr>
+              <w:cnfStyle w:val="000000100000" w:firstRow="0" w:lastRow="0" w:firstColumn="0" w:lastColumn="0" w:oddVBand="0" w:evenVBand="0" w:oddHBand="1" w:evenHBand="0" w:firstRowFirstColumn="0" w:firstRowLastColumn="0" w:lastRowFirstColumn="0" w:lastRowLastColumn="0"/>
+            </w:pPr>
+            <w:r>
+              <w:t>Autogenerado</w:t>
+            </w:r>
+          </w:p>
+        </w:tc>
+        <w:tc>
+          <w:tcPr>
+            <w:tcW w:w="1955" w:type="dxa"/>
+          </w:tcPr>
+          <w:p>
+            <w:pPr>
+              <w:cnfStyle w:val="000000100000" w:firstRow="0" w:lastRow="0" w:firstColumn="0" w:lastColumn="0" w:oddVBand="0" w:evenVBand="0" w:oddHBand="1" w:evenHBand="0" w:firstRowFirstColumn="0" w:firstRowLastColumn="0" w:lastRowFirstColumn="0" w:lastRowLastColumn="0"/>
+              <w:rPr>
+                <w:lang w:val="en-US"/>
+              </w:rPr>
+            </w:pPr>
+            <w:r>
+              <w:t>Autogenerado</w:t>
+            </w:r>
+          </w:p>
+        </w:tc>
+      </w:tr>
+      <w:tr>
+        <w:tc>
+          <w:tcPr>
+            <w:cnfStyle w:val="001000000000" w:firstRow="0" w:lastRow="0" w:firstColumn="1" w:lastColumn="0" w:oddVBand="0" w:evenVBand="0" w:oddHBand="0" w:evenHBand="0" w:firstRowFirstColumn="0" w:firstRowLastColumn="0" w:lastRowFirstColumn="0" w:lastRowLastColumn="0"/>
+            <w:tcW w:w="2371" w:type="dxa"/>
+          </w:tcPr>
+          <w:p>
+            <w:r>
+              <w:t>EstadoFacturaSlc</w:t>
+            </w:r>
+          </w:p>
+        </w:tc>
+        <w:tc>
+          <w:tcPr>
+            <w:tcW w:w="2151" w:type="dxa"/>
+          </w:tcPr>
+          <w:p>
+            <w:pPr>
+              <w:cnfStyle w:val="000000000000" w:firstRow="0" w:lastRow="0" w:firstColumn="0" w:lastColumn="0" w:oddVBand="0" w:evenVBand="0" w:oddHBand="0" w:evenHBand="0" w:firstRowFirstColumn="0" w:firstRowLastColumn="0" w:lastRowFirstColumn="0" w:lastRowLastColumn="0"/>
+            </w:pPr>
+            <w:proofErr w:type="gramStart"/>
+            <w:r>
+              <w:t>VARCHAR(</w:t>
+            </w:r>
+            <w:proofErr w:type="gramEnd"/>
+            <w:r>
+              <w:t>30)</w:t>
+            </w:r>
+          </w:p>
+        </w:tc>
+        <w:tc>
+          <w:tcPr>
+            <w:tcW w:w="1772" w:type="dxa"/>
+          </w:tcPr>
+          <w:p>
+            <w:pPr>
+              <w:cnfStyle w:val="000000000000" w:firstRow="0" w:lastRow="0" w:firstColumn="0" w:lastColumn="0" w:oddVBand="0" w:evenVBand="0" w:oddHBand="0" w:evenHBand="0" w:firstRowFirstColumn="0" w:firstRowLastColumn="0" w:lastRowFirstColumn="0" w:lastRowLastColumn="0"/>
+            </w:pPr>
+            <w:r>
+              <w:t>No</w:t>
+            </w:r>
+          </w:p>
+        </w:tc>
+        <w:tc>
+          <w:tcPr>
+            <w:tcW w:w="1955" w:type="dxa"/>
+          </w:tcPr>
+          <w:p>
+            <w:pPr>
+              <w:cnfStyle w:val="000000000000" w:firstRow="0" w:lastRow="0" w:firstColumn="0" w:lastColumn="0" w:oddVBand="0" w:evenVBand="0" w:oddHBand="0" w:evenHBand="0" w:firstRowFirstColumn="0" w:firstRowLastColumn="0" w:lastRowFirstColumn="0" w:lastRowLastColumn="0"/>
             </w:pPr>
             <w:proofErr w:type="spellStart"/>
             <w:r>
@@ -5779,11 +5993,11 @@
         </w:tc>
         <w:tc>
           <w:tcPr>
-            <w:tcW w:w="1488" w:type="dxa"/>
-          </w:tcPr>
-          <w:p>
-            <w:pPr>
-              <w:cnfStyle w:val="000000100000" w:firstRow="0" w:lastRow="0" w:firstColumn="0" w:lastColumn="0" w:oddVBand="0" w:evenVBand="0" w:oddHBand="1" w:evenHBand="0" w:firstRowFirstColumn="0" w:firstRowLastColumn="0" w:lastRowFirstColumn="0" w:lastRowLastColumn="0"/>
+            <w:tcW w:w="1955" w:type="dxa"/>
+          </w:tcPr>
+          <w:p>
+            <w:pPr>
+              <w:cnfStyle w:val="000000000000" w:firstRow="0" w:lastRow="0" w:firstColumn="0" w:lastColumn="0" w:oddVBand="0" w:evenVBand="0" w:oddHBand="0" w:evenHBand="0" w:firstRowFirstColumn="0" w:firstRowLastColumn="0" w:lastRowFirstColumn="0" w:lastRowLastColumn="0"/>
               <w:rPr>
                 <w:lang w:val="en-US"/>
               </w:rPr>
@@ -5820,14 +6034,18 @@
         </w:tc>
       </w:tr>
       <w:tr>
+        <w:trPr>
+          <w:cnfStyle w:val="000000100000" w:firstRow="0" w:lastRow="0" w:firstColumn="0" w:lastColumn="0" w:oddVBand="0" w:evenVBand="0" w:oddHBand="1" w:evenHBand="0" w:firstRowFirstColumn="0" w:firstRowLastColumn="0" w:lastRowFirstColumn="0" w:lastRowLastColumn="0"/>
+        </w:trPr>
         <w:tc>
           <w:tcPr>
             <w:cnfStyle w:val="001000000000" w:firstRow="0" w:lastRow="0" w:firstColumn="1" w:lastColumn="0" w:oddVBand="0" w:evenVBand="0" w:oddHBand="0" w:evenHBand="0" w:firstRowFirstColumn="0" w:firstRowLastColumn="0" w:lastRowFirstColumn="0" w:lastRowLastColumn="0"/>
-            <w:tcW w:w="2477" w:type="dxa"/>
-          </w:tcPr>
-          <w:p>
-            <w:proofErr w:type="spellStart"/>
-            <w:r>
+            <w:tcW w:w="2371" w:type="dxa"/>
+          </w:tcPr>
+          <w:p>
+            <w:proofErr w:type="spellStart"/>
+            <w:r>
+              <w:lastRenderedPageBreak/>
               <w:t>EstadoFactura</w:t>
             </w:r>
             <w:proofErr w:type="spellEnd"/>
@@ -5835,11 +6053,11 @@
         </w:tc>
         <w:tc>
           <w:tcPr>
-            <w:tcW w:w="2279" w:type="dxa"/>
-          </w:tcPr>
-          <w:p>
-            <w:pPr>
-              <w:cnfStyle w:val="000000000000" w:firstRow="0" w:lastRow="0" w:firstColumn="0" w:lastColumn="0" w:oddVBand="0" w:evenVBand="0" w:oddHBand="0" w:evenHBand="0" w:firstRowFirstColumn="0" w:firstRowLastColumn="0" w:lastRowFirstColumn="0" w:lastRowLastColumn="0"/>
+            <w:tcW w:w="2151" w:type="dxa"/>
+          </w:tcPr>
+          <w:p>
+            <w:pPr>
+              <w:cnfStyle w:val="000000100000" w:firstRow="0" w:lastRow="0" w:firstColumn="0" w:lastColumn="0" w:oddVBand="0" w:evenVBand="0" w:oddHBand="1" w:evenHBand="0" w:firstRowFirstColumn="0" w:firstRowLastColumn="0" w:lastRowFirstColumn="0" w:lastRowLastColumn="0"/>
             </w:pPr>
             <w:proofErr w:type="gramStart"/>
             <w:r>
@@ -5853,11 +6071,11 @@
         </w:tc>
         <w:tc>
           <w:tcPr>
-            <w:tcW w:w="1939" w:type="dxa"/>
-          </w:tcPr>
-          <w:p>
-            <w:pPr>
-              <w:cnfStyle w:val="000000000000" w:firstRow="0" w:lastRow="0" w:firstColumn="0" w:lastColumn="0" w:oddVBand="0" w:evenVBand="0" w:oddHBand="0" w:evenHBand="0" w:firstRowFirstColumn="0" w:firstRowLastColumn="0" w:lastRowFirstColumn="0" w:lastRowLastColumn="0"/>
+            <w:tcW w:w="1772" w:type="dxa"/>
+          </w:tcPr>
+          <w:p>
+            <w:pPr>
+              <w:cnfStyle w:val="000000100000" w:firstRow="0" w:lastRow="0" w:firstColumn="0" w:lastColumn="0" w:oddVBand="0" w:evenVBand="0" w:oddHBand="1" w:evenHBand="0" w:firstRowFirstColumn="0" w:firstRowLastColumn="0" w:lastRowFirstColumn="0" w:lastRowLastColumn="0"/>
             </w:pPr>
             <w:r>
               <w:t>No</w:t>
@@ -5866,11 +6084,11 @@
         </w:tc>
         <w:tc>
           <w:tcPr>
-            <w:tcW w:w="2021" w:type="dxa"/>
-          </w:tcPr>
-          <w:p>
-            <w:pPr>
-              <w:cnfStyle w:val="000000000000" w:firstRow="0" w:lastRow="0" w:firstColumn="0" w:lastColumn="0" w:oddVBand="0" w:evenVBand="0" w:oddHBand="0" w:evenHBand="0" w:firstRowFirstColumn="0" w:firstRowLastColumn="0" w:lastRowFirstColumn="0" w:lastRowLastColumn="0"/>
+            <w:tcW w:w="1955" w:type="dxa"/>
+          </w:tcPr>
+          <w:p>
+            <w:pPr>
+              <w:cnfStyle w:val="000000100000" w:firstRow="0" w:lastRow="0" w:firstColumn="0" w:lastColumn="0" w:oddVBand="0" w:evenVBand="0" w:oddHBand="1" w:evenHBand="0" w:firstRowFirstColumn="0" w:firstRowLastColumn="0" w:lastRowFirstColumn="0" w:lastRowLastColumn="0"/>
             </w:pPr>
             <w:proofErr w:type="spellStart"/>
             <w:r>
@@ -5881,11 +6099,11 @@
         </w:tc>
         <w:tc>
           <w:tcPr>
-            <w:tcW w:w="1488" w:type="dxa"/>
-          </w:tcPr>
-          <w:p>
-            <w:pPr>
-              <w:cnfStyle w:val="000000000000" w:firstRow="0" w:lastRow="0" w:firstColumn="0" w:lastColumn="0" w:oddVBand="0" w:evenVBand="0" w:oddHBand="0" w:evenHBand="0" w:firstRowFirstColumn="0" w:firstRowLastColumn="0" w:lastRowFirstColumn="0" w:lastRowLastColumn="0"/>
+            <w:tcW w:w="1955" w:type="dxa"/>
+          </w:tcPr>
+          <w:p>
+            <w:pPr>
+              <w:cnfStyle w:val="000000100000" w:firstRow="0" w:lastRow="0" w:firstColumn="0" w:lastColumn="0" w:oddVBand="0" w:evenVBand="0" w:oddHBand="1" w:evenHBand="0" w:firstRowFirstColumn="0" w:firstRowLastColumn="0" w:lastRowFirstColumn="0" w:lastRowLastColumn="0"/>
               <w:rPr>
                 <w:lang w:val="en-US"/>
               </w:rPr>
@@ -5935,7 +6153,6 @@
       </w:pPr>
       <w:proofErr w:type="spellStart"/>
       <w:r>
-        <w:lastRenderedPageBreak/>
         <w:t>DimEventos</w:t>
       </w:r>
       <w:proofErr w:type="spellEnd"/>
@@ -7385,6 +7602,7 @@
           <w:p>
             <w:proofErr w:type="spellStart"/>
             <w:r>
+              <w:lastRenderedPageBreak/>
               <w:t>NombreMes</w:t>
             </w:r>
             <w:proofErr w:type="spellEnd"/>
@@ -7511,7 +7729,6 @@
       </w:pPr>
       <w:proofErr w:type="spellStart"/>
       <w:r>
-        <w:lastRenderedPageBreak/>
         <w:t>DimLocalEvento</w:t>
       </w:r>
       <w:proofErr w:type="spellEnd"/>
@@ -8762,7 +8979,6 @@
       </w:pPr>
       <w:proofErr w:type="spellStart"/>
       <w:r>
-        <w:lastRenderedPageBreak/>
         <w:t>DimProveedor</w:t>
       </w:r>
       <w:proofErr w:type="spellEnd"/>
@@ -10169,6 +10385,7 @@
           </w:tcPr>
           <w:p>
             <w:r>
+              <w:lastRenderedPageBreak/>
               <w:t>Ubigeo6</w:t>
             </w:r>
           </w:p>
@@ -10245,7 +10462,6 @@
       </w:pPr>
       <w:proofErr w:type="spellStart"/>
       <w:r>
-        <w:lastRenderedPageBreak/>
         <w:t>DimVendedor</w:t>
       </w:r>
       <w:proofErr w:type="spellEnd"/>
@@ -10562,7 +10778,7 @@
         <w:tc>
           <w:tcPr>
             <w:cnfStyle w:val="001000000000" w:firstRow="0" w:lastRow="0" w:firstColumn="1" w:lastColumn="0" w:oddVBand="0" w:evenVBand="0" w:oddHBand="0" w:evenHBand="0" w:firstRowFirstColumn="0" w:firstRowLastColumn="0" w:lastRowFirstColumn="0" w:lastRowLastColumn="0"/>
-            <w:tcW w:w="2513" w:type="dxa"/>
+            <w:tcW w:w="2397" w:type="dxa"/>
           </w:tcPr>
           <w:p>
             <w:r>
@@ -10572,7 +10788,7 @@
         </w:tc>
         <w:tc>
           <w:tcPr>
-            <w:tcW w:w="2365" w:type="dxa"/>
+            <w:tcW w:w="2230" w:type="dxa"/>
           </w:tcPr>
           <w:p>
             <w:pPr>
@@ -10585,7 +10801,7 @@
         </w:tc>
         <w:tc>
           <w:tcPr>
-            <w:tcW w:w="1953" w:type="dxa"/>
+            <w:tcW w:w="1765" w:type="dxa"/>
           </w:tcPr>
           <w:p>
             <w:pPr>
@@ -10598,7 +10814,7 @@
         </w:tc>
         <w:tc>
           <w:tcPr>
-            <w:tcW w:w="1879" w:type="dxa"/>
+            <w:tcW w:w="2262" w:type="dxa"/>
           </w:tcPr>
           <w:p>
             <w:pPr>
@@ -10611,7 +10827,7 @@
         </w:tc>
         <w:tc>
           <w:tcPr>
-            <w:tcW w:w="1494" w:type="dxa"/>
+            <w:tcW w:w="1550" w:type="dxa"/>
           </w:tcPr>
           <w:p>
             <w:pPr>
@@ -10630,7 +10846,7 @@
         <w:tc>
           <w:tcPr>
             <w:cnfStyle w:val="001000000000" w:firstRow="0" w:lastRow="0" w:firstColumn="1" w:lastColumn="0" w:oddVBand="0" w:evenVBand="0" w:oddHBand="0" w:evenHBand="0" w:firstRowFirstColumn="0" w:firstRowLastColumn="0" w:lastRowFirstColumn="0" w:lastRowLastColumn="0"/>
-            <w:tcW w:w="2513" w:type="dxa"/>
+            <w:tcW w:w="2397" w:type="dxa"/>
           </w:tcPr>
           <w:p>
             <w:proofErr w:type="spellStart"/>
@@ -10642,7 +10858,7 @@
         </w:tc>
         <w:tc>
           <w:tcPr>
-            <w:tcW w:w="2365" w:type="dxa"/>
+            <w:tcW w:w="2230" w:type="dxa"/>
           </w:tcPr>
           <w:p>
             <w:pPr>
@@ -10655,7 +10871,7 @@
         </w:tc>
         <w:tc>
           <w:tcPr>
-            <w:tcW w:w="1953" w:type="dxa"/>
+            <w:tcW w:w="1765" w:type="dxa"/>
           </w:tcPr>
           <w:p>
             <w:pPr>
@@ -10668,7 +10884,7 @@
         </w:tc>
         <w:tc>
           <w:tcPr>
-            <w:tcW w:w="1879" w:type="dxa"/>
+            <w:tcW w:w="2262" w:type="dxa"/>
           </w:tcPr>
           <w:p>
             <w:pPr>
@@ -10681,7 +10897,7 @@
         </w:tc>
         <w:tc>
           <w:tcPr>
-            <w:tcW w:w="1494" w:type="dxa"/>
+            <w:tcW w:w="1550" w:type="dxa"/>
           </w:tcPr>
           <w:p>
             <w:pPr>
@@ -10697,7 +10913,7 @@
         <w:tc>
           <w:tcPr>
             <w:cnfStyle w:val="001000000000" w:firstRow="0" w:lastRow="0" w:firstColumn="1" w:lastColumn="0" w:oddVBand="0" w:evenVBand="0" w:oddHBand="0" w:evenHBand="0" w:firstRowFirstColumn="0" w:firstRowLastColumn="0" w:lastRowFirstColumn="0" w:lastRowLastColumn="0"/>
-            <w:tcW w:w="2513" w:type="dxa"/>
+            <w:tcW w:w="2397" w:type="dxa"/>
           </w:tcPr>
           <w:p>
             <w:proofErr w:type="spellStart"/>
@@ -10709,7 +10925,7 @@
         </w:tc>
         <w:tc>
           <w:tcPr>
-            <w:tcW w:w="2365" w:type="dxa"/>
+            <w:tcW w:w="2230" w:type="dxa"/>
           </w:tcPr>
           <w:p>
             <w:pPr>
@@ -10722,7 +10938,7 @@
         </w:tc>
         <w:tc>
           <w:tcPr>
-            <w:tcW w:w="1953" w:type="dxa"/>
+            <w:tcW w:w="1765" w:type="dxa"/>
           </w:tcPr>
           <w:p>
             <w:pPr>
@@ -10735,7 +10951,7 @@
         </w:tc>
         <w:tc>
           <w:tcPr>
-            <w:tcW w:w="1879" w:type="dxa"/>
+            <w:tcW w:w="2262" w:type="dxa"/>
           </w:tcPr>
           <w:p>
             <w:pPr>
@@ -10750,7 +10966,7 @@
         </w:tc>
         <w:tc>
           <w:tcPr>
-            <w:tcW w:w="1494" w:type="dxa"/>
+            <w:tcW w:w="1550" w:type="dxa"/>
           </w:tcPr>
           <w:p>
             <w:pPr>
@@ -10774,7 +10990,7 @@
         <w:tc>
           <w:tcPr>
             <w:cnfStyle w:val="001000000000" w:firstRow="0" w:lastRow="0" w:firstColumn="1" w:lastColumn="0" w:oddVBand="0" w:evenVBand="0" w:oddHBand="0" w:evenHBand="0" w:firstRowFirstColumn="0" w:firstRowLastColumn="0" w:lastRowFirstColumn="0" w:lastRowLastColumn="0"/>
-            <w:tcW w:w="2513" w:type="dxa"/>
+            <w:tcW w:w="2397" w:type="dxa"/>
           </w:tcPr>
           <w:p>
             <w:proofErr w:type="spellStart"/>
@@ -10786,7 +11002,7 @@
         </w:tc>
         <w:tc>
           <w:tcPr>
-            <w:tcW w:w="2365" w:type="dxa"/>
+            <w:tcW w:w="2230" w:type="dxa"/>
           </w:tcPr>
           <w:p>
             <w:pPr>
@@ -10799,7 +11015,7 @@
         </w:tc>
         <w:tc>
           <w:tcPr>
-            <w:tcW w:w="1953" w:type="dxa"/>
+            <w:tcW w:w="1765" w:type="dxa"/>
           </w:tcPr>
           <w:p>
             <w:pPr>
@@ -10812,7 +11028,7 @@
         </w:tc>
         <w:tc>
           <w:tcPr>
-            <w:tcW w:w="1879" w:type="dxa"/>
+            <w:tcW w:w="2262" w:type="dxa"/>
           </w:tcPr>
           <w:p>
             <w:pPr>
@@ -10846,7 +11062,7 @@
         </w:tc>
         <w:tc>
           <w:tcPr>
-            <w:tcW w:w="1494" w:type="dxa"/>
+            <w:tcW w:w="1550" w:type="dxa"/>
           </w:tcPr>
           <w:p>
             <w:pPr>
@@ -10867,7 +11083,7 @@
         <w:tc>
           <w:tcPr>
             <w:cnfStyle w:val="001000000000" w:firstRow="0" w:lastRow="0" w:firstColumn="1" w:lastColumn="0" w:oddVBand="0" w:evenVBand="0" w:oddHBand="0" w:evenHBand="0" w:firstRowFirstColumn="0" w:firstRowLastColumn="0" w:lastRowFirstColumn="0" w:lastRowLastColumn="0"/>
-            <w:tcW w:w="2513" w:type="dxa"/>
+            <w:tcW w:w="2397" w:type="dxa"/>
           </w:tcPr>
           <w:p>
             <w:proofErr w:type="spellStart"/>
@@ -10879,7 +11095,7 @@
         </w:tc>
         <w:tc>
           <w:tcPr>
-            <w:tcW w:w="2365" w:type="dxa"/>
+            <w:tcW w:w="2230" w:type="dxa"/>
           </w:tcPr>
           <w:p>
             <w:pPr>
@@ -10892,7 +11108,7 @@
         </w:tc>
         <w:tc>
           <w:tcPr>
-            <w:tcW w:w="1953" w:type="dxa"/>
+            <w:tcW w:w="1765" w:type="dxa"/>
           </w:tcPr>
           <w:p>
             <w:pPr>
@@ -10905,7 +11121,7 @@
         </w:tc>
         <w:tc>
           <w:tcPr>
-            <w:tcW w:w="1879" w:type="dxa"/>
+            <w:tcW w:w="2262" w:type="dxa"/>
           </w:tcPr>
           <w:p>
             <w:pPr>
@@ -10920,7 +11136,7 @@
         </w:tc>
         <w:tc>
           <w:tcPr>
-            <w:tcW w:w="1494" w:type="dxa"/>
+            <w:tcW w:w="1550" w:type="dxa"/>
           </w:tcPr>
           <w:p>
             <w:pPr>
@@ -10944,7 +11160,7 @@
         <w:tc>
           <w:tcPr>
             <w:cnfStyle w:val="001000000000" w:firstRow="0" w:lastRow="0" w:firstColumn="1" w:lastColumn="0" w:oddVBand="0" w:evenVBand="0" w:oddHBand="0" w:evenHBand="0" w:firstRowFirstColumn="0" w:firstRowLastColumn="0" w:lastRowFirstColumn="0" w:lastRowLastColumn="0"/>
-            <w:tcW w:w="2513" w:type="dxa"/>
+            <w:tcW w:w="2397" w:type="dxa"/>
           </w:tcPr>
           <w:p>
             <w:proofErr w:type="spellStart"/>
@@ -10956,7 +11172,7 @@
         </w:tc>
         <w:tc>
           <w:tcPr>
-            <w:tcW w:w="2365" w:type="dxa"/>
+            <w:tcW w:w="2230" w:type="dxa"/>
           </w:tcPr>
           <w:p>
             <w:pPr>
@@ -10969,7 +11185,7 @@
         </w:tc>
         <w:tc>
           <w:tcPr>
-            <w:tcW w:w="1953" w:type="dxa"/>
+            <w:tcW w:w="1765" w:type="dxa"/>
           </w:tcPr>
           <w:p>
             <w:pPr>
@@ -10982,7 +11198,7 @@
         </w:tc>
         <w:tc>
           <w:tcPr>
-            <w:tcW w:w="1879" w:type="dxa"/>
+            <w:tcW w:w="2262" w:type="dxa"/>
           </w:tcPr>
           <w:p>
             <w:pPr>
@@ -10997,7 +11213,7 @@
         </w:tc>
         <w:tc>
           <w:tcPr>
-            <w:tcW w:w="1494" w:type="dxa"/>
+            <w:tcW w:w="1550" w:type="dxa"/>
           </w:tcPr>
           <w:p>
             <w:pPr>
@@ -11018,7 +11234,7 @@
         <w:tc>
           <w:tcPr>
             <w:cnfStyle w:val="001000000000" w:firstRow="0" w:lastRow="0" w:firstColumn="1" w:lastColumn="0" w:oddVBand="0" w:evenVBand="0" w:oddHBand="0" w:evenHBand="0" w:firstRowFirstColumn="0" w:firstRowLastColumn="0" w:lastRowFirstColumn="0" w:lastRowLastColumn="0"/>
-            <w:tcW w:w="2513" w:type="dxa"/>
+            <w:tcW w:w="2397" w:type="dxa"/>
           </w:tcPr>
           <w:p>
             <w:proofErr w:type="spellStart"/>
@@ -11030,7 +11246,7 @@
         </w:tc>
         <w:tc>
           <w:tcPr>
-            <w:tcW w:w="2365" w:type="dxa"/>
+            <w:tcW w:w="2230" w:type="dxa"/>
           </w:tcPr>
           <w:p>
             <w:pPr>
@@ -11048,7 +11264,7 @@
         </w:tc>
         <w:tc>
           <w:tcPr>
-            <w:tcW w:w="1953" w:type="dxa"/>
+            <w:tcW w:w="1765" w:type="dxa"/>
           </w:tcPr>
           <w:p>
             <w:pPr>
@@ -11061,7 +11277,7 @@
         </w:tc>
         <w:tc>
           <w:tcPr>
-            <w:tcW w:w="1879" w:type="dxa"/>
+            <w:tcW w:w="2262" w:type="dxa"/>
           </w:tcPr>
           <w:p>
             <w:pPr>
@@ -11074,7 +11290,7 @@
         </w:tc>
         <w:tc>
           <w:tcPr>
-            <w:tcW w:w="1494" w:type="dxa"/>
+            <w:tcW w:w="1550" w:type="dxa"/>
           </w:tcPr>
           <w:p>
             <w:pPr>
@@ -11098,7 +11314,7 @@
         <w:tc>
           <w:tcPr>
             <w:cnfStyle w:val="001000000000" w:firstRow="0" w:lastRow="0" w:firstColumn="1" w:lastColumn="0" w:oddVBand="0" w:evenVBand="0" w:oddHBand="0" w:evenHBand="0" w:firstRowFirstColumn="0" w:firstRowLastColumn="0" w:lastRowFirstColumn="0" w:lastRowLastColumn="0"/>
-            <w:tcW w:w="2513" w:type="dxa"/>
+            <w:tcW w:w="2397" w:type="dxa"/>
           </w:tcPr>
           <w:p>
             <w:r>
@@ -11108,7 +11324,7 @@
         </w:tc>
         <w:tc>
           <w:tcPr>
-            <w:tcW w:w="2365" w:type="dxa"/>
+            <w:tcW w:w="2230" w:type="dxa"/>
           </w:tcPr>
           <w:p>
             <w:pPr>
@@ -11126,7 +11342,7 @@
         </w:tc>
         <w:tc>
           <w:tcPr>
-            <w:tcW w:w="1953" w:type="dxa"/>
+            <w:tcW w:w="1765" w:type="dxa"/>
           </w:tcPr>
           <w:p>
             <w:pPr>
@@ -11139,7 +11355,7 @@
         </w:tc>
         <w:tc>
           <w:tcPr>
-            <w:tcW w:w="1879" w:type="dxa"/>
+            <w:tcW w:w="2262" w:type="dxa"/>
           </w:tcPr>
           <w:p>
             <w:pPr>
@@ -11154,7 +11370,7 @@
         </w:tc>
         <w:tc>
           <w:tcPr>
-            <w:tcW w:w="1494" w:type="dxa"/>
+            <w:tcW w:w="1550" w:type="dxa"/>
           </w:tcPr>
           <w:p>
             <w:pPr>
@@ -11175,7 +11391,7 @@
         <w:tc>
           <w:tcPr>
             <w:cnfStyle w:val="001000000000" w:firstRow="0" w:lastRow="0" w:firstColumn="1" w:lastColumn="0" w:oddVBand="0" w:evenVBand="0" w:oddHBand="0" w:evenHBand="0" w:firstRowFirstColumn="0" w:firstRowLastColumn="0" w:lastRowFirstColumn="0" w:lastRowLastColumn="0"/>
-            <w:tcW w:w="2513" w:type="dxa"/>
+            <w:tcW w:w="2397" w:type="dxa"/>
           </w:tcPr>
           <w:p>
             <w:r>
@@ -11185,7 +11401,7 @@
         </w:tc>
         <w:tc>
           <w:tcPr>
-            <w:tcW w:w="2365" w:type="dxa"/>
+            <w:tcW w:w="2230" w:type="dxa"/>
           </w:tcPr>
           <w:p>
             <w:pPr>
@@ -11203,7 +11419,7 @@
         </w:tc>
         <w:tc>
           <w:tcPr>
-            <w:tcW w:w="1953" w:type="dxa"/>
+            <w:tcW w:w="1765" w:type="dxa"/>
           </w:tcPr>
           <w:p>
             <w:pPr>
@@ -11216,7 +11432,7 @@
         </w:tc>
         <w:tc>
           <w:tcPr>
-            <w:tcW w:w="1879" w:type="dxa"/>
+            <w:tcW w:w="2262" w:type="dxa"/>
           </w:tcPr>
           <w:p>
             <w:pPr>
@@ -11229,7 +11445,7 @@
         </w:tc>
         <w:tc>
           <w:tcPr>
-            <w:tcW w:w="1494" w:type="dxa"/>
+            <w:tcW w:w="1550" w:type="dxa"/>
           </w:tcPr>
           <w:p>
             <w:pPr>
@@ -11253,7 +11469,7 @@
         <w:tc>
           <w:tcPr>
             <w:cnfStyle w:val="001000000000" w:firstRow="0" w:lastRow="0" w:firstColumn="1" w:lastColumn="0" w:oddVBand="0" w:evenVBand="0" w:oddHBand="0" w:evenHBand="0" w:firstRowFirstColumn="0" w:firstRowLastColumn="0" w:lastRowFirstColumn="0" w:lastRowLastColumn="0"/>
-            <w:tcW w:w="2513" w:type="dxa"/>
+            <w:tcW w:w="2397" w:type="dxa"/>
           </w:tcPr>
           <w:p>
             <w:proofErr w:type="spellStart"/>
@@ -11265,7 +11481,7 @@
         </w:tc>
         <w:tc>
           <w:tcPr>
-            <w:tcW w:w="2365" w:type="dxa"/>
+            <w:tcW w:w="2230" w:type="dxa"/>
           </w:tcPr>
           <w:p>
             <w:pPr>
@@ -11283,7 +11499,7 @@
         </w:tc>
         <w:tc>
           <w:tcPr>
-            <w:tcW w:w="1953" w:type="dxa"/>
+            <w:tcW w:w="1765" w:type="dxa"/>
           </w:tcPr>
           <w:p>
             <w:pPr>
@@ -11296,7 +11512,7 @@
         </w:tc>
         <w:tc>
           <w:tcPr>
-            <w:tcW w:w="1879" w:type="dxa"/>
+            <w:tcW w:w="2262" w:type="dxa"/>
           </w:tcPr>
           <w:p>
             <w:pPr>
@@ -11309,7 +11525,7 @@
         </w:tc>
         <w:tc>
           <w:tcPr>
-            <w:tcW w:w="1494" w:type="dxa"/>
+            <w:tcW w:w="1550" w:type="dxa"/>
           </w:tcPr>
           <w:p>
             <w:pPr>
@@ -11330,7 +11546,7 @@
         <w:tc>
           <w:tcPr>
             <w:cnfStyle w:val="001000000000" w:firstRow="0" w:lastRow="0" w:firstColumn="1" w:lastColumn="0" w:oddVBand="0" w:evenVBand="0" w:oddHBand="0" w:evenHBand="0" w:firstRowFirstColumn="0" w:firstRowLastColumn="0" w:lastRowFirstColumn="0" w:lastRowLastColumn="0"/>
-            <w:tcW w:w="2513" w:type="dxa"/>
+            <w:tcW w:w="2397" w:type="dxa"/>
           </w:tcPr>
           <w:p>
             <w:proofErr w:type="spellStart"/>
@@ -11342,7 +11558,7 @@
         </w:tc>
         <w:tc>
           <w:tcPr>
-            <w:tcW w:w="2365" w:type="dxa"/>
+            <w:tcW w:w="2230" w:type="dxa"/>
           </w:tcPr>
           <w:p>
             <w:pPr>
@@ -11360,7 +11576,7 @@
         </w:tc>
         <w:tc>
           <w:tcPr>
-            <w:tcW w:w="1953" w:type="dxa"/>
+            <w:tcW w:w="1765" w:type="dxa"/>
           </w:tcPr>
           <w:p>
             <w:pPr>
@@ -11373,7 +11589,7 @@
         </w:tc>
         <w:tc>
           <w:tcPr>
-            <w:tcW w:w="1879" w:type="dxa"/>
+            <w:tcW w:w="2262" w:type="dxa"/>
           </w:tcPr>
           <w:p>
             <w:pPr>
@@ -11388,7 +11604,7 @@
         </w:tc>
         <w:tc>
           <w:tcPr>
-            <w:tcW w:w="1494" w:type="dxa"/>
+            <w:tcW w:w="1550" w:type="dxa"/>
           </w:tcPr>
           <w:p>
             <w:pPr>
@@ -11412,7 +11628,7 @@
         <w:tc>
           <w:tcPr>
             <w:cnfStyle w:val="001000000000" w:firstRow="0" w:lastRow="0" w:firstColumn="1" w:lastColumn="0" w:oddVBand="0" w:evenVBand="0" w:oddHBand="0" w:evenHBand="0" w:firstRowFirstColumn="0" w:firstRowLastColumn="0" w:lastRowFirstColumn="0" w:lastRowLastColumn="0"/>
-            <w:tcW w:w="2513" w:type="dxa"/>
+            <w:tcW w:w="2397" w:type="dxa"/>
           </w:tcPr>
           <w:p>
             <w:proofErr w:type="spellStart"/>
@@ -11424,7 +11640,7 @@
         </w:tc>
         <w:tc>
           <w:tcPr>
-            <w:tcW w:w="2365" w:type="dxa"/>
+            <w:tcW w:w="2230" w:type="dxa"/>
           </w:tcPr>
           <w:p>
             <w:pPr>
@@ -11437,7 +11653,7 @@
         </w:tc>
         <w:tc>
           <w:tcPr>
-            <w:tcW w:w="1953" w:type="dxa"/>
+            <w:tcW w:w="1765" w:type="dxa"/>
           </w:tcPr>
           <w:p>
             <w:pPr>
@@ -11450,7 +11666,7 @@
         </w:tc>
         <w:tc>
           <w:tcPr>
-            <w:tcW w:w="1879" w:type="dxa"/>
+            <w:tcW w:w="2262" w:type="dxa"/>
           </w:tcPr>
           <w:p>
             <w:pPr>
@@ -11465,7 +11681,7 @@
         </w:tc>
         <w:tc>
           <w:tcPr>
-            <w:tcW w:w="1494" w:type="dxa"/>
+            <w:tcW w:w="1550" w:type="dxa"/>
           </w:tcPr>
           <w:p>
             <w:pPr>
@@ -11486,7 +11702,7 @@
         <w:tc>
           <w:tcPr>
             <w:cnfStyle w:val="001000000000" w:firstRow="0" w:lastRow="0" w:firstColumn="1" w:lastColumn="0" w:oddVBand="0" w:evenVBand="0" w:oddHBand="0" w:evenHBand="0" w:firstRowFirstColumn="0" w:firstRowLastColumn="0" w:lastRowFirstColumn="0" w:lastRowLastColumn="0"/>
-            <w:tcW w:w="2513" w:type="dxa"/>
+            <w:tcW w:w="2397" w:type="dxa"/>
           </w:tcPr>
           <w:p>
             <w:proofErr w:type="spellStart"/>
@@ -11498,7 +11714,7 @@
         </w:tc>
         <w:tc>
           <w:tcPr>
-            <w:tcW w:w="2365" w:type="dxa"/>
+            <w:tcW w:w="2230" w:type="dxa"/>
           </w:tcPr>
           <w:p>
             <w:pPr>
@@ -11516,7 +11732,7 @@
         </w:tc>
         <w:tc>
           <w:tcPr>
-            <w:tcW w:w="1953" w:type="dxa"/>
+            <w:tcW w:w="1765" w:type="dxa"/>
           </w:tcPr>
           <w:p>
             <w:pPr>
@@ -11529,7 +11745,7 @@
         </w:tc>
         <w:tc>
           <w:tcPr>
-            <w:tcW w:w="1879" w:type="dxa"/>
+            <w:tcW w:w="2262" w:type="dxa"/>
           </w:tcPr>
           <w:p>
             <w:pPr>
@@ -11547,7 +11763,7 @@
         </w:tc>
         <w:tc>
           <w:tcPr>
-            <w:tcW w:w="1494" w:type="dxa"/>
+            <w:tcW w:w="1550" w:type="dxa"/>
           </w:tcPr>
           <w:p>
             <w:pPr>
@@ -11571,7 +11787,7 @@
         <w:tc>
           <w:tcPr>
             <w:cnfStyle w:val="001000000000" w:firstRow="0" w:lastRow="0" w:firstColumn="1" w:lastColumn="0" w:oddVBand="0" w:evenVBand="0" w:oddHBand="0" w:evenHBand="0" w:firstRowFirstColumn="0" w:firstRowLastColumn="0" w:lastRowFirstColumn="0" w:lastRowLastColumn="0"/>
-            <w:tcW w:w="2513" w:type="dxa"/>
+            <w:tcW w:w="2397" w:type="dxa"/>
           </w:tcPr>
           <w:p>
             <w:proofErr w:type="spellStart"/>
@@ -11583,7 +11799,7 @@
         </w:tc>
         <w:tc>
           <w:tcPr>
-            <w:tcW w:w="2365" w:type="dxa"/>
+            <w:tcW w:w="2230" w:type="dxa"/>
           </w:tcPr>
           <w:p>
             <w:pPr>
@@ -11596,7 +11812,7 @@
         </w:tc>
         <w:tc>
           <w:tcPr>
-            <w:tcW w:w="1953" w:type="dxa"/>
+            <w:tcW w:w="1765" w:type="dxa"/>
           </w:tcPr>
           <w:p>
             <w:pPr>
@@ -11609,7 +11825,7 @@
         </w:tc>
         <w:tc>
           <w:tcPr>
-            <w:tcW w:w="1879" w:type="dxa"/>
+            <w:tcW w:w="2262" w:type="dxa"/>
           </w:tcPr>
           <w:p>
             <w:pPr>
@@ -11622,7 +11838,7 @@
         </w:tc>
         <w:tc>
           <w:tcPr>
-            <w:tcW w:w="1494" w:type="dxa"/>
+            <w:tcW w:w="1550" w:type="dxa"/>
           </w:tcPr>
           <w:p>
             <w:pPr>
@@ -11643,7 +11859,7 @@
         <w:tc>
           <w:tcPr>
             <w:cnfStyle w:val="001000000000" w:firstRow="0" w:lastRow="0" w:firstColumn="1" w:lastColumn="0" w:oddVBand="0" w:evenVBand="0" w:oddHBand="0" w:evenHBand="0" w:firstRowFirstColumn="0" w:firstRowLastColumn="0" w:lastRowFirstColumn="0" w:lastRowLastColumn="0"/>
-            <w:tcW w:w="2513" w:type="dxa"/>
+            <w:tcW w:w="2397" w:type="dxa"/>
           </w:tcPr>
           <w:p>
             <w:proofErr w:type="spellStart"/>
@@ -11655,7 +11871,7 @@
         </w:tc>
         <w:tc>
           <w:tcPr>
-            <w:tcW w:w="2365" w:type="dxa"/>
+            <w:tcW w:w="2230" w:type="dxa"/>
           </w:tcPr>
           <w:p>
             <w:pPr>
@@ -11668,7 +11884,7 @@
         </w:tc>
         <w:tc>
           <w:tcPr>
-            <w:tcW w:w="1953" w:type="dxa"/>
+            <w:tcW w:w="1765" w:type="dxa"/>
           </w:tcPr>
           <w:p>
             <w:pPr>
@@ -11681,7 +11897,7 @@
         </w:tc>
         <w:tc>
           <w:tcPr>
-            <w:tcW w:w="1879" w:type="dxa"/>
+            <w:tcW w:w="2262" w:type="dxa"/>
           </w:tcPr>
           <w:p>
             <w:pPr>
@@ -11696,7 +11912,7 @@
         </w:tc>
         <w:tc>
           <w:tcPr>
-            <w:tcW w:w="1494" w:type="dxa"/>
+            <w:tcW w:w="1550" w:type="dxa"/>
           </w:tcPr>
           <w:p>
             <w:pPr>
@@ -11720,7 +11936,7 @@
         <w:tc>
           <w:tcPr>
             <w:cnfStyle w:val="001000000000" w:firstRow="0" w:lastRow="0" w:firstColumn="1" w:lastColumn="0" w:oddVBand="0" w:evenVBand="0" w:oddHBand="0" w:evenHBand="0" w:firstRowFirstColumn="0" w:firstRowLastColumn="0" w:lastRowFirstColumn="0" w:lastRowLastColumn="0"/>
-            <w:tcW w:w="2513" w:type="dxa"/>
+            <w:tcW w:w="2397" w:type="dxa"/>
           </w:tcPr>
           <w:p>
             <w:proofErr w:type="spellStart"/>
@@ -11732,7 +11948,7 @@
         </w:tc>
         <w:tc>
           <w:tcPr>
-            <w:tcW w:w="2365" w:type="dxa"/>
+            <w:tcW w:w="2230" w:type="dxa"/>
           </w:tcPr>
           <w:p>
             <w:pPr>
@@ -11745,7 +11961,7 @@
         </w:tc>
         <w:tc>
           <w:tcPr>
-            <w:tcW w:w="1953" w:type="dxa"/>
+            <w:tcW w:w="1765" w:type="dxa"/>
           </w:tcPr>
           <w:p>
             <w:pPr>
@@ -11758,7 +11974,7 @@
         </w:tc>
         <w:tc>
           <w:tcPr>
-            <w:tcW w:w="1879" w:type="dxa"/>
+            <w:tcW w:w="2262" w:type="dxa"/>
           </w:tcPr>
           <w:p>
             <w:pPr>
@@ -11773,7 +11989,7 @@
         </w:tc>
         <w:tc>
           <w:tcPr>
-            <w:tcW w:w="1494" w:type="dxa"/>
+            <w:tcW w:w="1550" w:type="dxa"/>
           </w:tcPr>
           <w:p>
             <w:pPr>
@@ -11794,7 +12010,7 @@
         <w:tc>
           <w:tcPr>
             <w:cnfStyle w:val="001000000000" w:firstRow="0" w:lastRow="0" w:firstColumn="1" w:lastColumn="0" w:oddVBand="0" w:evenVBand="0" w:oddHBand="0" w:evenHBand="0" w:firstRowFirstColumn="0" w:firstRowLastColumn="0" w:lastRowFirstColumn="0" w:lastRowLastColumn="0"/>
-            <w:tcW w:w="2513" w:type="dxa"/>
+            <w:tcW w:w="2397" w:type="dxa"/>
           </w:tcPr>
           <w:p>
             <w:proofErr w:type="spellStart"/>
@@ -11806,7 +12022,7 @@
         </w:tc>
         <w:tc>
           <w:tcPr>
-            <w:tcW w:w="2365" w:type="dxa"/>
+            <w:tcW w:w="2230" w:type="dxa"/>
           </w:tcPr>
           <w:p>
             <w:pPr>
@@ -11819,7 +12035,7 @@
         </w:tc>
         <w:tc>
           <w:tcPr>
-            <w:tcW w:w="1953" w:type="dxa"/>
+            <w:tcW w:w="1765" w:type="dxa"/>
           </w:tcPr>
           <w:p>
             <w:pPr>
@@ -11832,7 +12048,7 @@
         </w:tc>
         <w:tc>
           <w:tcPr>
-            <w:tcW w:w="1879" w:type="dxa"/>
+            <w:tcW w:w="2262" w:type="dxa"/>
           </w:tcPr>
           <w:p>
             <w:pPr>
@@ -11847,7 +12063,7 @@
         </w:tc>
         <w:tc>
           <w:tcPr>
-            <w:tcW w:w="1494" w:type="dxa"/>
+            <w:tcW w:w="1550" w:type="dxa"/>
           </w:tcPr>
           <w:p>
             <w:pPr>
@@ -11871,11 +12087,12 @@
         <w:tc>
           <w:tcPr>
             <w:cnfStyle w:val="001000000000" w:firstRow="0" w:lastRow="0" w:firstColumn="1" w:lastColumn="0" w:oddVBand="0" w:evenVBand="0" w:oddHBand="0" w:evenHBand="0" w:firstRowFirstColumn="0" w:firstRowLastColumn="0" w:lastRowFirstColumn="0" w:lastRowLastColumn="0"/>
-            <w:tcW w:w="2513" w:type="dxa"/>
-          </w:tcPr>
-          <w:p>
-            <w:proofErr w:type="spellStart"/>
-            <w:r>
+            <w:tcW w:w="2397" w:type="dxa"/>
+          </w:tcPr>
+          <w:p>
+            <w:proofErr w:type="spellStart"/>
+            <w:r>
+              <w:lastRenderedPageBreak/>
               <w:t>ProductoID</w:t>
             </w:r>
             <w:proofErr w:type="spellEnd"/>
@@ -11883,7 +12100,7 @@
         </w:tc>
         <w:tc>
           <w:tcPr>
-            <w:tcW w:w="2365" w:type="dxa"/>
+            <w:tcW w:w="2230" w:type="dxa"/>
           </w:tcPr>
           <w:p>
             <w:pPr>
@@ -11896,7 +12113,7 @@
         </w:tc>
         <w:tc>
           <w:tcPr>
-            <w:tcW w:w="1953" w:type="dxa"/>
+            <w:tcW w:w="1765" w:type="dxa"/>
           </w:tcPr>
           <w:p>
             <w:pPr>
@@ -11909,7 +12126,7 @@
         </w:tc>
         <w:tc>
           <w:tcPr>
-            <w:tcW w:w="1879" w:type="dxa"/>
+            <w:tcW w:w="2262" w:type="dxa"/>
           </w:tcPr>
           <w:p>
             <w:pPr>
@@ -11924,7 +12141,7 @@
         </w:tc>
         <w:tc>
           <w:tcPr>
-            <w:tcW w:w="1494" w:type="dxa"/>
+            <w:tcW w:w="1550" w:type="dxa"/>
           </w:tcPr>
           <w:p>
             <w:pPr>
@@ -11945,7 +12162,7 @@
         <w:tc>
           <w:tcPr>
             <w:cnfStyle w:val="001000000000" w:firstRow="0" w:lastRow="0" w:firstColumn="1" w:lastColumn="0" w:oddVBand="0" w:evenVBand="0" w:oddHBand="0" w:evenHBand="0" w:firstRowFirstColumn="0" w:firstRowLastColumn="0" w:lastRowFirstColumn="0" w:lastRowLastColumn="0"/>
-            <w:tcW w:w="2513" w:type="dxa"/>
+            <w:tcW w:w="2397" w:type="dxa"/>
           </w:tcPr>
           <w:p>
             <w:proofErr w:type="spellStart"/>
@@ -11957,7 +12174,7 @@
         </w:tc>
         <w:tc>
           <w:tcPr>
-            <w:tcW w:w="2365" w:type="dxa"/>
+            <w:tcW w:w="2230" w:type="dxa"/>
           </w:tcPr>
           <w:p>
             <w:pPr>
@@ -11975,7 +12192,7 @@
         </w:tc>
         <w:tc>
           <w:tcPr>
-            <w:tcW w:w="1953" w:type="dxa"/>
+            <w:tcW w:w="1765" w:type="dxa"/>
           </w:tcPr>
           <w:p>
             <w:pPr>
@@ -11988,7 +12205,7 @@
         </w:tc>
         <w:tc>
           <w:tcPr>
-            <w:tcW w:w="1879" w:type="dxa"/>
+            <w:tcW w:w="2262" w:type="dxa"/>
           </w:tcPr>
           <w:p>
             <w:pPr>
@@ -12003,7 +12220,7 @@
         </w:tc>
         <w:tc>
           <w:tcPr>
-            <w:tcW w:w="1494" w:type="dxa"/>
+            <w:tcW w:w="1550" w:type="dxa"/>
           </w:tcPr>
           <w:p>
             <w:pPr>
@@ -12027,12 +12244,11 @@
         <w:tc>
           <w:tcPr>
             <w:cnfStyle w:val="001000000000" w:firstRow="0" w:lastRow="0" w:firstColumn="1" w:lastColumn="0" w:oddVBand="0" w:evenVBand="0" w:oddHBand="0" w:evenHBand="0" w:firstRowFirstColumn="0" w:firstRowLastColumn="0" w:lastRowFirstColumn="0" w:lastRowLastColumn="0"/>
-            <w:tcW w:w="2513" w:type="dxa"/>
-          </w:tcPr>
-          <w:p>
-            <w:proofErr w:type="spellStart"/>
-            <w:r>
-              <w:lastRenderedPageBreak/>
+            <w:tcW w:w="2397" w:type="dxa"/>
+          </w:tcPr>
+          <w:p>
+            <w:proofErr w:type="spellStart"/>
+            <w:r>
               <w:t>precio_unitario</w:t>
             </w:r>
             <w:proofErr w:type="spellEnd"/>
@@ -12040,7 +12256,7 @@
         </w:tc>
         <w:tc>
           <w:tcPr>
-            <w:tcW w:w="2365" w:type="dxa"/>
+            <w:tcW w:w="2230" w:type="dxa"/>
           </w:tcPr>
           <w:p>
             <w:pPr>
@@ -12058,7 +12274,7 @@
         </w:tc>
         <w:tc>
           <w:tcPr>
-            <w:tcW w:w="1953" w:type="dxa"/>
+            <w:tcW w:w="1765" w:type="dxa"/>
           </w:tcPr>
           <w:p>
             <w:pPr>
@@ -12071,7 +12287,7 @@
         </w:tc>
         <w:tc>
           <w:tcPr>
-            <w:tcW w:w="1879" w:type="dxa"/>
+            <w:tcW w:w="2262" w:type="dxa"/>
           </w:tcPr>
           <w:p>
             <w:pPr>
@@ -12086,7 +12302,7 @@
         </w:tc>
         <w:tc>
           <w:tcPr>
-            <w:tcW w:w="1494" w:type="dxa"/>
+            <w:tcW w:w="1550" w:type="dxa"/>
           </w:tcPr>
           <w:p>
             <w:pPr>
@@ -12107,7 +12323,7 @@
         <w:tc>
           <w:tcPr>
             <w:cnfStyle w:val="001000000000" w:firstRow="0" w:lastRow="0" w:firstColumn="1" w:lastColumn="0" w:oddVBand="0" w:evenVBand="0" w:oddHBand="0" w:evenHBand="0" w:firstRowFirstColumn="0" w:firstRowLastColumn="0" w:lastRowFirstColumn="0" w:lastRowLastColumn="0"/>
-            <w:tcW w:w="2513" w:type="dxa"/>
+            <w:tcW w:w="2397" w:type="dxa"/>
           </w:tcPr>
           <w:p>
             <w:r>
@@ -12117,7 +12333,7 @@
         </w:tc>
         <w:tc>
           <w:tcPr>
-            <w:tcW w:w="2365" w:type="dxa"/>
+            <w:tcW w:w="2230" w:type="dxa"/>
           </w:tcPr>
           <w:p>
             <w:pPr>
@@ -12135,7 +12351,7 @@
         </w:tc>
         <w:tc>
           <w:tcPr>
-            <w:tcW w:w="1953" w:type="dxa"/>
+            <w:tcW w:w="1765" w:type="dxa"/>
           </w:tcPr>
           <w:p>
             <w:pPr>
@@ -12148,7 +12364,7 @@
         </w:tc>
         <w:tc>
           <w:tcPr>
-            <w:tcW w:w="1879" w:type="dxa"/>
+            <w:tcW w:w="2262" w:type="dxa"/>
           </w:tcPr>
           <w:p>
             <w:pPr>
@@ -12161,7 +12377,7 @@
         </w:tc>
         <w:tc>
           <w:tcPr>
-            <w:tcW w:w="1494" w:type="dxa"/>
+            <w:tcW w:w="1550" w:type="dxa"/>
           </w:tcPr>
           <w:p>
             <w:pPr>
@@ -12185,7 +12401,7 @@
         <w:tc>
           <w:tcPr>
             <w:cnfStyle w:val="001000000000" w:firstRow="0" w:lastRow="0" w:firstColumn="1" w:lastColumn="0" w:oddVBand="0" w:evenVBand="0" w:oddHBand="0" w:evenHBand="0" w:firstRowFirstColumn="0" w:firstRowLastColumn="0" w:lastRowFirstColumn="0" w:lastRowLastColumn="0"/>
-            <w:tcW w:w="2513" w:type="dxa"/>
+            <w:tcW w:w="2397" w:type="dxa"/>
           </w:tcPr>
           <w:p>
             <w:proofErr w:type="spellStart"/>
@@ -12197,7 +12413,7 @@
         </w:tc>
         <w:tc>
           <w:tcPr>
-            <w:tcW w:w="2365" w:type="dxa"/>
+            <w:tcW w:w="2230" w:type="dxa"/>
           </w:tcPr>
           <w:p>
             <w:pPr>
@@ -12215,7 +12431,7 @@
         </w:tc>
         <w:tc>
           <w:tcPr>
-            <w:tcW w:w="1953" w:type="dxa"/>
+            <w:tcW w:w="1765" w:type="dxa"/>
           </w:tcPr>
           <w:p>
             <w:pPr>
@@ -12228,7 +12444,7 @@
         </w:tc>
         <w:tc>
           <w:tcPr>
-            <w:tcW w:w="1879" w:type="dxa"/>
+            <w:tcW w:w="2262" w:type="dxa"/>
           </w:tcPr>
           <w:p>
             <w:pPr>
@@ -12243,7 +12459,7 @@
         </w:tc>
         <w:tc>
           <w:tcPr>
-            <w:tcW w:w="1494" w:type="dxa"/>
+            <w:tcW w:w="1550" w:type="dxa"/>
           </w:tcPr>
           <w:p>
             <w:pPr>
@@ -12264,7 +12480,7 @@
         <w:tc>
           <w:tcPr>
             <w:cnfStyle w:val="001000000000" w:firstRow="0" w:lastRow="0" w:firstColumn="1" w:lastColumn="0" w:oddVBand="0" w:evenVBand="0" w:oddHBand="0" w:evenHBand="0" w:firstRowFirstColumn="0" w:firstRowLastColumn="0" w:lastRowFirstColumn="0" w:lastRowLastColumn="0"/>
-            <w:tcW w:w="2513" w:type="dxa"/>
+            <w:tcW w:w="2397" w:type="dxa"/>
           </w:tcPr>
           <w:p>
             <w:r>
@@ -12274,7 +12490,7 @@
         </w:tc>
         <w:tc>
           <w:tcPr>
-            <w:tcW w:w="2365" w:type="dxa"/>
+            <w:tcW w:w="2230" w:type="dxa"/>
           </w:tcPr>
           <w:p>
             <w:pPr>
@@ -12292,7 +12508,7 @@
         </w:tc>
         <w:tc>
           <w:tcPr>
-            <w:tcW w:w="1953" w:type="dxa"/>
+            <w:tcW w:w="1765" w:type="dxa"/>
           </w:tcPr>
           <w:p>
             <w:pPr>
@@ -12305,7 +12521,7 @@
         </w:tc>
         <w:tc>
           <w:tcPr>
-            <w:tcW w:w="1879" w:type="dxa"/>
+            <w:tcW w:w="2262" w:type="dxa"/>
           </w:tcPr>
           <w:p>
             <w:pPr>
@@ -12318,7 +12534,7 @@
         </w:tc>
         <w:tc>
           <w:tcPr>
-            <w:tcW w:w="1494" w:type="dxa"/>
+            <w:tcW w:w="1550" w:type="dxa"/>
           </w:tcPr>
           <w:p>
             <w:pPr>
@@ -12342,7 +12558,7 @@
         <w:tc>
           <w:tcPr>
             <w:cnfStyle w:val="001000000000" w:firstRow="0" w:lastRow="0" w:firstColumn="1" w:lastColumn="0" w:oddVBand="0" w:evenVBand="0" w:oddHBand="0" w:evenHBand="0" w:firstRowFirstColumn="0" w:firstRowLastColumn="0" w:lastRowFirstColumn="0" w:lastRowLastColumn="0"/>
-            <w:tcW w:w="2513" w:type="dxa"/>
+            <w:tcW w:w="2397" w:type="dxa"/>
           </w:tcPr>
           <w:p>
             <w:proofErr w:type="spellStart"/>
@@ -12354,7 +12570,7 @@
         </w:tc>
         <w:tc>
           <w:tcPr>
-            <w:tcW w:w="2365" w:type="dxa"/>
+            <w:tcW w:w="2230" w:type="dxa"/>
           </w:tcPr>
           <w:p>
             <w:pPr>
@@ -12372,7 +12588,7 @@
         </w:tc>
         <w:tc>
           <w:tcPr>
-            <w:tcW w:w="1953" w:type="dxa"/>
+            <w:tcW w:w="1765" w:type="dxa"/>
           </w:tcPr>
           <w:p>
             <w:pPr>
@@ -12385,7 +12601,7 @@
         </w:tc>
         <w:tc>
           <w:tcPr>
-            <w:tcW w:w="1879" w:type="dxa"/>
+            <w:tcW w:w="2262" w:type="dxa"/>
           </w:tcPr>
           <w:p>
             <w:pPr>
@@ -12400,7 +12616,7 @@
         </w:tc>
         <w:tc>
           <w:tcPr>
-            <w:tcW w:w="1494" w:type="dxa"/>
+            <w:tcW w:w="1550" w:type="dxa"/>
           </w:tcPr>
           <w:p>
             <w:pPr>
@@ -12421,17 +12637,19 @@
         <w:tc>
           <w:tcPr>
             <w:cnfStyle w:val="001000000000" w:firstRow="0" w:lastRow="0" w:firstColumn="1" w:lastColumn="0" w:oddVBand="0" w:evenVBand="0" w:oddHBand="0" w:evenHBand="0" w:firstRowFirstColumn="0" w:firstRowLastColumn="0" w:lastRowFirstColumn="0" w:lastRowLastColumn="0"/>
-            <w:tcW w:w="2513" w:type="dxa"/>
-          </w:tcPr>
-          <w:p>
-            <w:r>
-              <w:t>Fuente</w:t>
-            </w:r>
-          </w:p>
-        </w:tc>
-        <w:tc>
-          <w:tcPr>
-            <w:tcW w:w="2365" w:type="dxa"/>
+            <w:tcW w:w="2397" w:type="dxa"/>
+          </w:tcPr>
+          <w:p>
+            <w:proofErr w:type="spellStart"/>
+            <w:r>
+              <w:t>nombreEmpresa</w:t>
+            </w:r>
+            <w:proofErr w:type="spellEnd"/>
+          </w:p>
+        </w:tc>
+        <w:tc>
+          <w:tcPr>
+            <w:tcW w:w="2230" w:type="dxa"/>
           </w:tcPr>
           <w:p>
             <w:pPr>
@@ -12443,26 +12661,26 @@
             </w:r>
             <w:proofErr w:type="gramEnd"/>
             <w:r>
-              <w:t>100)</w:t>
-            </w:r>
-          </w:p>
-        </w:tc>
-        <w:tc>
-          <w:tcPr>
-            <w:tcW w:w="1953" w:type="dxa"/>
+              <w:t>150)</w:t>
+            </w:r>
+          </w:p>
+        </w:tc>
+        <w:tc>
+          <w:tcPr>
+            <w:tcW w:w="1765" w:type="dxa"/>
           </w:tcPr>
           <w:p>
             <w:pPr>
               <w:cnfStyle w:val="000000000000" w:firstRow="0" w:lastRow="0" w:firstColumn="0" w:lastColumn="0" w:oddVBand="0" w:evenVBand="0" w:oddHBand="0" w:evenHBand="0" w:firstRowFirstColumn="0" w:firstRowLastColumn="0" w:lastRowFirstColumn="0" w:lastRowLastColumn="0"/>
             </w:pPr>
             <w:r>
-              <w:t>Sí</w:t>
-            </w:r>
-          </w:p>
-        </w:tc>
-        <w:tc>
-          <w:tcPr>
-            <w:tcW w:w="1879" w:type="dxa"/>
+              <w:t>Si</w:t>
+            </w:r>
+          </w:p>
+        </w:tc>
+        <w:tc>
+          <w:tcPr>
+            <w:tcW w:w="2262" w:type="dxa"/>
           </w:tcPr>
           <w:p>
             <w:pPr>
@@ -12470,22 +12688,14 @@
             </w:pPr>
             <w:proofErr w:type="spellStart"/>
             <w:r>
-              <w:t>Odoo</w:t>
-            </w:r>
-            <w:proofErr w:type="spellEnd"/>
-            <w:r>
-              <w:t xml:space="preserve"> si viene de </w:t>
-            </w:r>
-            <w:proofErr w:type="spellStart"/>
-            <w:r>
-              <w:t>postman</w:t>
-            </w:r>
-            <w:proofErr w:type="spellEnd"/>
-          </w:p>
-        </w:tc>
-        <w:tc>
-          <w:tcPr>
-            <w:tcW w:w="1494" w:type="dxa"/>
+              <w:t>Nombre_empresa</w:t>
+            </w:r>
+            <w:proofErr w:type="spellEnd"/>
+          </w:p>
+        </w:tc>
+        <w:tc>
+          <w:tcPr>
+            <w:tcW w:w="1550" w:type="dxa"/>
           </w:tcPr>
           <w:p>
             <w:pPr>
@@ -12509,7 +12719,92 @@
         <w:tc>
           <w:tcPr>
             <w:cnfStyle w:val="001000000000" w:firstRow="0" w:lastRow="0" w:firstColumn="1" w:lastColumn="0" w:oddVBand="0" w:evenVBand="0" w:oddHBand="0" w:evenHBand="0" w:firstRowFirstColumn="0" w:firstRowLastColumn="0" w:lastRowFirstColumn="0" w:lastRowLastColumn="0"/>
-            <w:tcW w:w="2513" w:type="dxa"/>
+            <w:tcW w:w="2397" w:type="dxa"/>
+          </w:tcPr>
+          <w:p>
+            <w:r>
+              <w:t>Fuente</w:t>
+            </w:r>
+          </w:p>
+        </w:tc>
+        <w:tc>
+          <w:tcPr>
+            <w:tcW w:w="2230" w:type="dxa"/>
+          </w:tcPr>
+          <w:p>
+            <w:pPr>
+              <w:cnfStyle w:val="000000100000" w:firstRow="0" w:lastRow="0" w:firstColumn="0" w:lastColumn="0" w:oddVBand="0" w:evenVBand="0" w:oddHBand="1" w:evenHBand="0" w:firstRowFirstColumn="0" w:firstRowLastColumn="0" w:lastRowFirstColumn="0" w:lastRowLastColumn="0"/>
+            </w:pPr>
+            <w:proofErr w:type="gramStart"/>
+            <w:r>
+              <w:t>VARCHAR(</w:t>
+            </w:r>
+            <w:proofErr w:type="gramEnd"/>
+            <w:r>
+              <w:t>100)</w:t>
+            </w:r>
+          </w:p>
+        </w:tc>
+        <w:tc>
+          <w:tcPr>
+            <w:tcW w:w="1765" w:type="dxa"/>
+          </w:tcPr>
+          <w:p>
+            <w:pPr>
+              <w:cnfStyle w:val="000000100000" w:firstRow="0" w:lastRow="0" w:firstColumn="0" w:lastColumn="0" w:oddVBand="0" w:evenVBand="0" w:oddHBand="1" w:evenHBand="0" w:firstRowFirstColumn="0" w:firstRowLastColumn="0" w:lastRowFirstColumn="0" w:lastRowLastColumn="0"/>
+            </w:pPr>
+            <w:r>
+              <w:t>Sí</w:t>
+            </w:r>
+          </w:p>
+        </w:tc>
+        <w:tc>
+          <w:tcPr>
+            <w:tcW w:w="2262" w:type="dxa"/>
+          </w:tcPr>
+          <w:p>
+            <w:pPr>
+              <w:cnfStyle w:val="000000100000" w:firstRow="0" w:lastRow="0" w:firstColumn="0" w:lastColumn="0" w:oddVBand="0" w:evenVBand="0" w:oddHBand="1" w:evenHBand="0" w:firstRowFirstColumn="0" w:firstRowLastColumn="0" w:lastRowFirstColumn="0" w:lastRowLastColumn="0"/>
+            </w:pPr>
+            <w:proofErr w:type="spellStart"/>
+            <w:r>
+              <w:t>Odoo</w:t>
+            </w:r>
+            <w:proofErr w:type="spellEnd"/>
+            <w:r>
+              <w:t xml:space="preserve"> si viene de </w:t>
+            </w:r>
+            <w:proofErr w:type="spellStart"/>
+            <w:r>
+              <w:t>postman</w:t>
+            </w:r>
+            <w:proofErr w:type="spellEnd"/>
+          </w:p>
+        </w:tc>
+        <w:tc>
+          <w:tcPr>
+            <w:tcW w:w="1550" w:type="dxa"/>
+          </w:tcPr>
+          <w:p>
+            <w:pPr>
+              <w:cnfStyle w:val="000000100000" w:firstRow="0" w:lastRow="0" w:firstColumn="0" w:lastColumn="0" w:oddVBand="0" w:evenVBand="0" w:oddHBand="1" w:evenHBand="0" w:firstRowFirstColumn="0" w:firstRowLastColumn="0" w:lastRowFirstColumn="0" w:lastRowLastColumn="0"/>
+            </w:pPr>
+            <w:proofErr w:type="spellStart"/>
+            <w:r>
+              <w:t>Postman-</w:t>
+            </w:r>
+            <w:r>
+              <w:t>vendor_bills</w:t>
+            </w:r>
+            <w:proofErr w:type="spellEnd"/>
+          </w:p>
+        </w:tc>
+      </w:tr>
+      <w:tr>
+        <w:tc>
+          <w:tcPr>
+            <w:cnfStyle w:val="001000000000" w:firstRow="0" w:lastRow="0" w:firstColumn="1" w:lastColumn="0" w:oddVBand="0" w:evenVBand="0" w:oddHBand="0" w:evenHBand="0" w:firstRowFirstColumn="0" w:firstRowLastColumn="0" w:lastRowFirstColumn="0" w:lastRowLastColumn="0"/>
+            <w:tcW w:w="2397" w:type="dxa"/>
           </w:tcPr>
           <w:p>
             <w:proofErr w:type="spellStart"/>
@@ -12521,11 +12816,11 @@
         </w:tc>
         <w:tc>
           <w:tcPr>
-            <w:tcW w:w="2365" w:type="dxa"/>
-          </w:tcPr>
-          <w:p>
-            <w:pPr>
-              <w:cnfStyle w:val="000000100000" w:firstRow="0" w:lastRow="0" w:firstColumn="0" w:lastColumn="0" w:oddVBand="0" w:evenVBand="0" w:oddHBand="1" w:evenHBand="0" w:firstRowFirstColumn="0" w:firstRowLastColumn="0" w:lastRowFirstColumn="0" w:lastRowLastColumn="0"/>
+            <w:tcW w:w="2230" w:type="dxa"/>
+          </w:tcPr>
+          <w:p>
+            <w:pPr>
+              <w:cnfStyle w:val="000000000000" w:firstRow="0" w:lastRow="0" w:firstColumn="0" w:lastColumn="0" w:oddVBand="0" w:evenVBand="0" w:oddHBand="0" w:evenHBand="0" w:firstRowFirstColumn="0" w:firstRowLastColumn="0" w:lastRowFirstColumn="0" w:lastRowLastColumn="0"/>
             </w:pPr>
             <w:r>
               <w:t>DATETIME</w:t>
@@ -12534,11 +12829,11 @@
         </w:tc>
         <w:tc>
           <w:tcPr>
-            <w:tcW w:w="1953" w:type="dxa"/>
-          </w:tcPr>
-          <w:p>
-            <w:pPr>
-              <w:cnfStyle w:val="000000100000" w:firstRow="0" w:lastRow="0" w:firstColumn="0" w:lastColumn="0" w:oddVBand="0" w:evenVBand="0" w:oddHBand="1" w:evenHBand="0" w:firstRowFirstColumn="0" w:firstRowLastColumn="0" w:lastRowFirstColumn="0" w:lastRowLastColumn="0"/>
+            <w:tcW w:w="1765" w:type="dxa"/>
+          </w:tcPr>
+          <w:p>
+            <w:pPr>
+              <w:cnfStyle w:val="000000000000" w:firstRow="0" w:lastRow="0" w:firstColumn="0" w:lastColumn="0" w:oddVBand="0" w:evenVBand="0" w:oddHBand="0" w:evenHBand="0" w:firstRowFirstColumn="0" w:firstRowLastColumn="0" w:lastRowFirstColumn="0" w:lastRowLastColumn="0"/>
             </w:pPr>
             <w:r>
               <w:t>No</w:t>
@@ -12547,11 +12842,11 @@
         </w:tc>
         <w:tc>
           <w:tcPr>
-            <w:tcW w:w="1879" w:type="dxa"/>
-          </w:tcPr>
-          <w:p>
-            <w:pPr>
-              <w:cnfStyle w:val="000000100000" w:firstRow="0" w:lastRow="0" w:firstColumn="0" w:lastColumn="0" w:oddVBand="0" w:evenVBand="0" w:oddHBand="1" w:evenHBand="0" w:firstRowFirstColumn="0" w:firstRowLastColumn="0" w:lastRowFirstColumn="0" w:lastRowLastColumn="0"/>
+            <w:tcW w:w="2262" w:type="dxa"/>
+          </w:tcPr>
+          <w:p>
+            <w:pPr>
+              <w:cnfStyle w:val="000000000000" w:firstRow="0" w:lastRow="0" w:firstColumn="0" w:lastColumn="0" w:oddVBand="0" w:evenVBand="0" w:oddHBand="0" w:evenHBand="0" w:firstRowFirstColumn="0" w:firstRowLastColumn="0" w:lastRowFirstColumn="0" w:lastRowLastColumn="0"/>
             </w:pPr>
             <w:r>
               <w:t xml:space="preserve">Ultima Fecha de </w:t>
@@ -12565,11 +12860,11 @@
         </w:tc>
         <w:tc>
           <w:tcPr>
-            <w:tcW w:w="1494" w:type="dxa"/>
-          </w:tcPr>
-          <w:p>
-            <w:pPr>
-              <w:cnfStyle w:val="000000100000" w:firstRow="0" w:lastRow="0" w:firstColumn="0" w:lastColumn="0" w:oddVBand="0" w:evenVBand="0" w:oddHBand="1" w:evenHBand="0" w:firstRowFirstColumn="0" w:firstRowLastColumn="0" w:lastRowFirstColumn="0" w:lastRowLastColumn="0"/>
+            <w:tcW w:w="1550" w:type="dxa"/>
+          </w:tcPr>
+          <w:p>
+            <w:pPr>
+              <w:cnfStyle w:val="000000000000" w:firstRow="0" w:lastRow="0" w:firstColumn="0" w:lastColumn="0" w:oddVBand="0" w:evenVBand="0" w:oddHBand="0" w:evenHBand="0" w:firstRowFirstColumn="0" w:firstRowLastColumn="0" w:lastRowFirstColumn="0" w:lastRowLastColumn="0"/>
             </w:pPr>
             <w:r>
               <w:t>Autogenerado</w:t>
@@ -12609,7 +12904,7 @@
         <w:tc>
           <w:tcPr>
             <w:cnfStyle w:val="001000000000" w:firstRow="0" w:lastRow="0" w:firstColumn="1" w:lastColumn="0" w:oddVBand="0" w:evenVBand="0" w:oddHBand="0" w:evenHBand="0" w:firstRowFirstColumn="0" w:firstRowLastColumn="0" w:lastRowFirstColumn="0" w:lastRowLastColumn="0"/>
-            <w:tcW w:w="2446" w:type="dxa"/>
+            <w:tcW w:w="2289" w:type="dxa"/>
           </w:tcPr>
           <w:p>
             <w:r>
@@ -12619,7 +12914,7 @@
         </w:tc>
         <w:tc>
           <w:tcPr>
-            <w:tcW w:w="2289" w:type="dxa"/>
+            <w:tcW w:w="2106" w:type="dxa"/>
           </w:tcPr>
           <w:p>
             <w:pPr>
@@ -12632,7 +12927,7 @@
         </w:tc>
         <w:tc>
           <w:tcPr>
-            <w:tcW w:w="1847" w:type="dxa"/>
+            <w:tcW w:w="1592" w:type="dxa"/>
           </w:tcPr>
           <w:p>
             <w:pPr>
@@ -12645,7 +12940,7 @@
         </w:tc>
         <w:tc>
           <w:tcPr>
-            <w:tcW w:w="2231" w:type="dxa"/>
+            <w:tcW w:w="2262" w:type="dxa"/>
           </w:tcPr>
           <w:p>
             <w:pPr>
@@ -12658,7 +12953,7 @@
         </w:tc>
         <w:tc>
           <w:tcPr>
-            <w:tcW w:w="1391" w:type="dxa"/>
+            <w:tcW w:w="1955" w:type="dxa"/>
           </w:tcPr>
           <w:p>
             <w:pPr>
@@ -12677,7 +12972,7 @@
         <w:tc>
           <w:tcPr>
             <w:cnfStyle w:val="001000000000" w:firstRow="0" w:lastRow="0" w:firstColumn="1" w:lastColumn="0" w:oddVBand="0" w:evenVBand="0" w:oddHBand="0" w:evenHBand="0" w:firstRowFirstColumn="0" w:firstRowLastColumn="0" w:lastRowFirstColumn="0" w:lastRowLastColumn="0"/>
-            <w:tcW w:w="2446" w:type="dxa"/>
+            <w:tcW w:w="2289" w:type="dxa"/>
           </w:tcPr>
           <w:p>
             <w:proofErr w:type="spellStart"/>
@@ -12689,7 +12984,7 @@
         </w:tc>
         <w:tc>
           <w:tcPr>
-            <w:tcW w:w="2289" w:type="dxa"/>
+            <w:tcW w:w="2106" w:type="dxa"/>
           </w:tcPr>
           <w:p>
             <w:pPr>
@@ -12702,7 +12997,7 @@
         </w:tc>
         <w:tc>
           <w:tcPr>
-            <w:tcW w:w="1847" w:type="dxa"/>
+            <w:tcW w:w="1592" w:type="dxa"/>
           </w:tcPr>
           <w:p>
             <w:pPr>
@@ -12715,7 +13010,7 @@
         </w:tc>
         <w:tc>
           <w:tcPr>
-            <w:tcW w:w="2231" w:type="dxa"/>
+            <w:tcW w:w="2262" w:type="dxa"/>
           </w:tcPr>
           <w:p>
             <w:pPr>
@@ -12728,7 +13023,7 @@
         </w:tc>
         <w:tc>
           <w:tcPr>
-            <w:tcW w:w="1391" w:type="dxa"/>
+            <w:tcW w:w="1955" w:type="dxa"/>
           </w:tcPr>
           <w:p>
             <w:pPr>
@@ -12744,7 +13039,7 @@
         <w:tc>
           <w:tcPr>
             <w:cnfStyle w:val="001000000000" w:firstRow="0" w:lastRow="0" w:firstColumn="1" w:lastColumn="0" w:oddVBand="0" w:evenVBand="0" w:oddHBand="0" w:evenHBand="0" w:firstRowFirstColumn="0" w:firstRowLastColumn="0" w:lastRowFirstColumn="0" w:lastRowLastColumn="0"/>
-            <w:tcW w:w="2446" w:type="dxa"/>
+            <w:tcW w:w="2289" w:type="dxa"/>
           </w:tcPr>
           <w:p>
             <w:proofErr w:type="spellStart"/>
@@ -12756,7 +13051,7 @@
         </w:tc>
         <w:tc>
           <w:tcPr>
-            <w:tcW w:w="2289" w:type="dxa"/>
+            <w:tcW w:w="2106" w:type="dxa"/>
           </w:tcPr>
           <w:p>
             <w:pPr>
@@ -12769,7 +13064,7 @@
         </w:tc>
         <w:tc>
           <w:tcPr>
-            <w:tcW w:w="1847" w:type="dxa"/>
+            <w:tcW w:w="1592" w:type="dxa"/>
           </w:tcPr>
           <w:p>
             <w:pPr>
@@ -12782,7 +13077,7 @@
         </w:tc>
         <w:tc>
           <w:tcPr>
-            <w:tcW w:w="2231" w:type="dxa"/>
+            <w:tcW w:w="2262" w:type="dxa"/>
           </w:tcPr>
           <w:p>
             <w:pPr>
@@ -12797,7 +13092,7 @@
         </w:tc>
         <w:tc>
           <w:tcPr>
-            <w:tcW w:w="1391" w:type="dxa"/>
+            <w:tcW w:w="1955" w:type="dxa"/>
           </w:tcPr>
           <w:p>
             <w:pPr>
@@ -12821,7 +13116,7 @@
         <w:tc>
           <w:tcPr>
             <w:cnfStyle w:val="001000000000" w:firstRow="0" w:lastRow="0" w:firstColumn="1" w:lastColumn="0" w:oddVBand="0" w:evenVBand="0" w:oddHBand="0" w:evenHBand="0" w:firstRowFirstColumn="0" w:firstRowLastColumn="0" w:lastRowFirstColumn="0" w:lastRowLastColumn="0"/>
-            <w:tcW w:w="2446" w:type="dxa"/>
+            <w:tcW w:w="2289" w:type="dxa"/>
           </w:tcPr>
           <w:p>
             <w:proofErr w:type="spellStart"/>
@@ -12833,7 +13128,7 @@
         </w:tc>
         <w:tc>
           <w:tcPr>
-            <w:tcW w:w="2289" w:type="dxa"/>
+            <w:tcW w:w="2106" w:type="dxa"/>
           </w:tcPr>
           <w:p>
             <w:pPr>
@@ -12846,7 +13141,7 @@
         </w:tc>
         <w:tc>
           <w:tcPr>
-            <w:tcW w:w="1847" w:type="dxa"/>
+            <w:tcW w:w="1592" w:type="dxa"/>
           </w:tcPr>
           <w:p>
             <w:pPr>
@@ -12859,7 +13154,7 @@
         </w:tc>
         <w:tc>
           <w:tcPr>
-            <w:tcW w:w="2231" w:type="dxa"/>
+            <w:tcW w:w="2262" w:type="dxa"/>
           </w:tcPr>
           <w:p>
             <w:pPr>
@@ -12893,7 +13188,7 @@
         </w:tc>
         <w:tc>
           <w:tcPr>
-            <w:tcW w:w="1391" w:type="dxa"/>
+            <w:tcW w:w="1955" w:type="dxa"/>
           </w:tcPr>
           <w:p>
             <w:pPr>
@@ -12914,7 +13209,7 @@
         <w:tc>
           <w:tcPr>
             <w:cnfStyle w:val="001000000000" w:firstRow="0" w:lastRow="0" w:firstColumn="1" w:lastColumn="0" w:oddVBand="0" w:evenVBand="0" w:oddHBand="0" w:evenHBand="0" w:firstRowFirstColumn="0" w:firstRowLastColumn="0" w:lastRowFirstColumn="0" w:lastRowLastColumn="0"/>
-            <w:tcW w:w="2446" w:type="dxa"/>
+            <w:tcW w:w="2289" w:type="dxa"/>
           </w:tcPr>
           <w:p>
             <w:proofErr w:type="spellStart"/>
@@ -12926,7 +13221,7 @@
         </w:tc>
         <w:tc>
           <w:tcPr>
-            <w:tcW w:w="2289" w:type="dxa"/>
+            <w:tcW w:w="2106" w:type="dxa"/>
           </w:tcPr>
           <w:p>
             <w:pPr>
@@ -12939,7 +13234,7 @@
         </w:tc>
         <w:tc>
           <w:tcPr>
-            <w:tcW w:w="1847" w:type="dxa"/>
+            <w:tcW w:w="1592" w:type="dxa"/>
           </w:tcPr>
           <w:p>
             <w:pPr>
@@ -12952,7 +13247,7 @@
         </w:tc>
         <w:tc>
           <w:tcPr>
-            <w:tcW w:w="2231" w:type="dxa"/>
+            <w:tcW w:w="2262" w:type="dxa"/>
           </w:tcPr>
           <w:p>
             <w:pPr>
@@ -12967,7 +13262,7 @@
         </w:tc>
         <w:tc>
           <w:tcPr>
-            <w:tcW w:w="1391" w:type="dxa"/>
+            <w:tcW w:w="1955" w:type="dxa"/>
           </w:tcPr>
           <w:p>
             <w:pPr>
@@ -12991,7 +13286,7 @@
         <w:tc>
           <w:tcPr>
             <w:cnfStyle w:val="001000000000" w:firstRow="0" w:lastRow="0" w:firstColumn="1" w:lastColumn="0" w:oddVBand="0" w:evenVBand="0" w:oddHBand="0" w:evenHBand="0" w:firstRowFirstColumn="0" w:firstRowLastColumn="0" w:lastRowFirstColumn="0" w:lastRowLastColumn="0"/>
-            <w:tcW w:w="2446" w:type="dxa"/>
+            <w:tcW w:w="2289" w:type="dxa"/>
           </w:tcPr>
           <w:p>
             <w:proofErr w:type="spellStart"/>
@@ -13003,7 +13298,7 @@
         </w:tc>
         <w:tc>
           <w:tcPr>
-            <w:tcW w:w="2289" w:type="dxa"/>
+            <w:tcW w:w="2106" w:type="dxa"/>
           </w:tcPr>
           <w:p>
             <w:pPr>
@@ -13016,7 +13311,7 @@
         </w:tc>
         <w:tc>
           <w:tcPr>
-            <w:tcW w:w="1847" w:type="dxa"/>
+            <w:tcW w:w="1592" w:type="dxa"/>
           </w:tcPr>
           <w:p>
             <w:pPr>
@@ -13029,7 +13324,7 @@
         </w:tc>
         <w:tc>
           <w:tcPr>
-            <w:tcW w:w="2231" w:type="dxa"/>
+            <w:tcW w:w="2262" w:type="dxa"/>
           </w:tcPr>
           <w:p>
             <w:pPr>
@@ -13044,7 +13339,7 @@
         </w:tc>
         <w:tc>
           <w:tcPr>
-            <w:tcW w:w="1391" w:type="dxa"/>
+            <w:tcW w:w="1955" w:type="dxa"/>
           </w:tcPr>
           <w:p>
             <w:pPr>
@@ -13065,7 +13360,7 @@
         <w:tc>
           <w:tcPr>
             <w:cnfStyle w:val="001000000000" w:firstRow="0" w:lastRow="0" w:firstColumn="1" w:lastColumn="0" w:oddVBand="0" w:evenVBand="0" w:oddHBand="0" w:evenHBand="0" w:firstRowFirstColumn="0" w:firstRowLastColumn="0" w:lastRowFirstColumn="0" w:lastRowLastColumn="0"/>
-            <w:tcW w:w="2446" w:type="dxa"/>
+            <w:tcW w:w="2289" w:type="dxa"/>
           </w:tcPr>
           <w:p>
             <w:proofErr w:type="spellStart"/>
@@ -13077,7 +13372,7 @@
         </w:tc>
         <w:tc>
           <w:tcPr>
-            <w:tcW w:w="2289" w:type="dxa"/>
+            <w:tcW w:w="2106" w:type="dxa"/>
           </w:tcPr>
           <w:p>
             <w:pPr>
@@ -13090,7 +13385,7 @@
         </w:tc>
         <w:tc>
           <w:tcPr>
-            <w:tcW w:w="1847" w:type="dxa"/>
+            <w:tcW w:w="1592" w:type="dxa"/>
           </w:tcPr>
           <w:p>
             <w:pPr>
@@ -13103,7 +13398,7 @@
         </w:tc>
         <w:tc>
           <w:tcPr>
-            <w:tcW w:w="2231" w:type="dxa"/>
+            <w:tcW w:w="2262" w:type="dxa"/>
           </w:tcPr>
           <w:p>
             <w:pPr>
@@ -13116,7 +13411,7 @@
         </w:tc>
         <w:tc>
           <w:tcPr>
-            <w:tcW w:w="1391" w:type="dxa"/>
+            <w:tcW w:w="1955" w:type="dxa"/>
           </w:tcPr>
           <w:p>
             <w:pPr>
@@ -13140,7 +13435,7 @@
         <w:tc>
           <w:tcPr>
             <w:cnfStyle w:val="001000000000" w:firstRow="0" w:lastRow="0" w:firstColumn="1" w:lastColumn="0" w:oddVBand="0" w:evenVBand="0" w:oddHBand="0" w:evenHBand="0" w:firstRowFirstColumn="0" w:firstRowLastColumn="0" w:lastRowFirstColumn="0" w:lastRowLastColumn="0"/>
-            <w:tcW w:w="2446" w:type="dxa"/>
+            <w:tcW w:w="2289" w:type="dxa"/>
           </w:tcPr>
           <w:p>
             <w:proofErr w:type="spellStart"/>
@@ -13152,7 +13447,7 @@
         </w:tc>
         <w:tc>
           <w:tcPr>
-            <w:tcW w:w="2289" w:type="dxa"/>
+            <w:tcW w:w="2106" w:type="dxa"/>
           </w:tcPr>
           <w:p>
             <w:pPr>
@@ -13170,7 +13465,7 @@
         </w:tc>
         <w:tc>
           <w:tcPr>
-            <w:tcW w:w="1847" w:type="dxa"/>
+            <w:tcW w:w="1592" w:type="dxa"/>
           </w:tcPr>
           <w:p>
             <w:pPr>
@@ -13183,7 +13478,7 @@
         </w:tc>
         <w:tc>
           <w:tcPr>
-            <w:tcW w:w="2231" w:type="dxa"/>
+            <w:tcW w:w="2262" w:type="dxa"/>
           </w:tcPr>
           <w:p>
             <w:pPr>
@@ -13196,7 +13491,7 @@
         </w:tc>
         <w:tc>
           <w:tcPr>
-            <w:tcW w:w="1391" w:type="dxa"/>
+            <w:tcW w:w="1955" w:type="dxa"/>
           </w:tcPr>
           <w:p>
             <w:pPr>
@@ -13217,7 +13512,7 @@
         <w:tc>
           <w:tcPr>
             <w:cnfStyle w:val="001000000000" w:firstRow="0" w:lastRow="0" w:firstColumn="1" w:lastColumn="0" w:oddVBand="0" w:evenVBand="0" w:oddHBand="0" w:evenHBand="0" w:firstRowFirstColumn="0" w:firstRowLastColumn="0" w:lastRowFirstColumn="0" w:lastRowLastColumn="0"/>
-            <w:tcW w:w="2446" w:type="dxa"/>
+            <w:tcW w:w="2289" w:type="dxa"/>
           </w:tcPr>
           <w:p>
             <w:r>
@@ -13227,7 +13522,7 @@
         </w:tc>
         <w:tc>
           <w:tcPr>
-            <w:tcW w:w="2289" w:type="dxa"/>
+            <w:tcW w:w="2106" w:type="dxa"/>
           </w:tcPr>
           <w:p>
             <w:pPr>
@@ -13245,7 +13540,7 @@
         </w:tc>
         <w:tc>
           <w:tcPr>
-            <w:tcW w:w="1847" w:type="dxa"/>
+            <w:tcW w:w="1592" w:type="dxa"/>
           </w:tcPr>
           <w:p>
             <w:pPr>
@@ -13258,7 +13553,7 @@
         </w:tc>
         <w:tc>
           <w:tcPr>
-            <w:tcW w:w="2231" w:type="dxa"/>
+            <w:tcW w:w="2262" w:type="dxa"/>
           </w:tcPr>
           <w:p>
             <w:pPr>
@@ -13271,7 +13566,7 @@
         </w:tc>
         <w:tc>
           <w:tcPr>
-            <w:tcW w:w="1391" w:type="dxa"/>
+            <w:tcW w:w="1955" w:type="dxa"/>
           </w:tcPr>
           <w:p>
             <w:pPr>
@@ -13295,7 +13590,7 @@
         <w:tc>
           <w:tcPr>
             <w:cnfStyle w:val="001000000000" w:firstRow="0" w:lastRow="0" w:firstColumn="1" w:lastColumn="0" w:oddVBand="0" w:evenVBand="0" w:oddHBand="0" w:evenHBand="0" w:firstRowFirstColumn="0" w:firstRowLastColumn="0" w:lastRowFirstColumn="0" w:lastRowLastColumn="0"/>
-            <w:tcW w:w="2446" w:type="dxa"/>
+            <w:tcW w:w="2289" w:type="dxa"/>
           </w:tcPr>
           <w:p>
             <w:proofErr w:type="spellStart"/>
@@ -13307,7 +13602,7 @@
         </w:tc>
         <w:tc>
           <w:tcPr>
-            <w:tcW w:w="2289" w:type="dxa"/>
+            <w:tcW w:w="2106" w:type="dxa"/>
           </w:tcPr>
           <w:p>
             <w:pPr>
@@ -13325,7 +13620,7 @@
         </w:tc>
         <w:tc>
           <w:tcPr>
-            <w:tcW w:w="1847" w:type="dxa"/>
+            <w:tcW w:w="1592" w:type="dxa"/>
           </w:tcPr>
           <w:p>
             <w:pPr>
@@ -13338,7 +13633,7 @@
         </w:tc>
         <w:tc>
           <w:tcPr>
-            <w:tcW w:w="2231" w:type="dxa"/>
+            <w:tcW w:w="2262" w:type="dxa"/>
           </w:tcPr>
           <w:p>
             <w:pPr>
@@ -13351,7 +13646,7 @@
         </w:tc>
         <w:tc>
           <w:tcPr>
-            <w:tcW w:w="1391" w:type="dxa"/>
+            <w:tcW w:w="1955" w:type="dxa"/>
           </w:tcPr>
           <w:p>
             <w:pPr>
@@ -13372,7 +13667,7 @@
         <w:tc>
           <w:tcPr>
             <w:cnfStyle w:val="001000000000" w:firstRow="0" w:lastRow="0" w:firstColumn="1" w:lastColumn="0" w:oddVBand="0" w:evenVBand="0" w:oddHBand="0" w:evenHBand="0" w:firstRowFirstColumn="0" w:firstRowLastColumn="0" w:lastRowFirstColumn="0" w:lastRowLastColumn="0"/>
-            <w:tcW w:w="2446" w:type="dxa"/>
+            <w:tcW w:w="2289" w:type="dxa"/>
           </w:tcPr>
           <w:p>
             <w:proofErr w:type="spellStart"/>
@@ -13384,7 +13679,7 @@
         </w:tc>
         <w:tc>
           <w:tcPr>
-            <w:tcW w:w="2289" w:type="dxa"/>
+            <w:tcW w:w="2106" w:type="dxa"/>
           </w:tcPr>
           <w:p>
             <w:pPr>
@@ -13397,7 +13692,7 @@
         </w:tc>
         <w:tc>
           <w:tcPr>
-            <w:tcW w:w="1847" w:type="dxa"/>
+            <w:tcW w:w="1592" w:type="dxa"/>
           </w:tcPr>
           <w:p>
             <w:pPr>
@@ -13410,7 +13705,7 @@
         </w:tc>
         <w:tc>
           <w:tcPr>
-            <w:tcW w:w="2231" w:type="dxa"/>
+            <w:tcW w:w="2262" w:type="dxa"/>
           </w:tcPr>
           <w:p>
             <w:pPr>
@@ -13425,7 +13720,7 @@
         </w:tc>
         <w:tc>
           <w:tcPr>
-            <w:tcW w:w="1391" w:type="dxa"/>
+            <w:tcW w:w="1955" w:type="dxa"/>
           </w:tcPr>
           <w:p>
             <w:pPr>
@@ -13449,7 +13744,7 @@
         <w:tc>
           <w:tcPr>
             <w:cnfStyle w:val="001000000000" w:firstRow="0" w:lastRow="0" w:firstColumn="1" w:lastColumn="0" w:oddVBand="0" w:evenVBand="0" w:oddHBand="0" w:evenHBand="0" w:firstRowFirstColumn="0" w:firstRowLastColumn="0" w:lastRowFirstColumn="0" w:lastRowLastColumn="0"/>
-            <w:tcW w:w="2446" w:type="dxa"/>
+            <w:tcW w:w="2289" w:type="dxa"/>
           </w:tcPr>
           <w:p>
             <w:proofErr w:type="spellStart"/>
@@ -13461,7 +13756,7 @@
         </w:tc>
         <w:tc>
           <w:tcPr>
-            <w:tcW w:w="2289" w:type="dxa"/>
+            <w:tcW w:w="2106" w:type="dxa"/>
           </w:tcPr>
           <w:p>
             <w:pPr>
@@ -13479,7 +13774,7 @@
         </w:tc>
         <w:tc>
           <w:tcPr>
-            <w:tcW w:w="1847" w:type="dxa"/>
+            <w:tcW w:w="1592" w:type="dxa"/>
           </w:tcPr>
           <w:p>
             <w:pPr>
@@ -13492,7 +13787,7 @@
         </w:tc>
         <w:tc>
           <w:tcPr>
-            <w:tcW w:w="2231" w:type="dxa"/>
+            <w:tcW w:w="2262" w:type="dxa"/>
           </w:tcPr>
           <w:p>
             <w:pPr>
@@ -13507,7 +13802,7 @@
         </w:tc>
         <w:tc>
           <w:tcPr>
-            <w:tcW w:w="1391" w:type="dxa"/>
+            <w:tcW w:w="1955" w:type="dxa"/>
           </w:tcPr>
           <w:p>
             <w:pPr>
@@ -13528,7 +13823,7 @@
         <w:tc>
           <w:tcPr>
             <w:cnfStyle w:val="001000000000" w:firstRow="0" w:lastRow="0" w:firstColumn="1" w:lastColumn="0" w:oddVBand="0" w:evenVBand="0" w:oddHBand="0" w:evenHBand="0" w:firstRowFirstColumn="0" w:firstRowLastColumn="0" w:lastRowFirstColumn="0" w:lastRowLastColumn="0"/>
-            <w:tcW w:w="2446" w:type="dxa"/>
+            <w:tcW w:w="2289" w:type="dxa"/>
           </w:tcPr>
           <w:p>
             <w:r>
@@ -13538,7 +13833,7 @@
         </w:tc>
         <w:tc>
           <w:tcPr>
-            <w:tcW w:w="2289" w:type="dxa"/>
+            <w:tcW w:w="2106" w:type="dxa"/>
           </w:tcPr>
           <w:p>
             <w:pPr>
@@ -13556,7 +13851,7 @@
         </w:tc>
         <w:tc>
           <w:tcPr>
-            <w:tcW w:w="1847" w:type="dxa"/>
+            <w:tcW w:w="1592" w:type="dxa"/>
           </w:tcPr>
           <w:p>
             <w:pPr>
@@ -13569,7 +13864,7 @@
         </w:tc>
         <w:tc>
           <w:tcPr>
-            <w:tcW w:w="2231" w:type="dxa"/>
+            <w:tcW w:w="2262" w:type="dxa"/>
           </w:tcPr>
           <w:p>
             <w:pPr>
@@ -13584,7 +13879,7 @@
         </w:tc>
         <w:tc>
           <w:tcPr>
-            <w:tcW w:w="1391" w:type="dxa"/>
+            <w:tcW w:w="1955" w:type="dxa"/>
           </w:tcPr>
           <w:p>
             <w:pPr>
@@ -13608,11 +13903,12 @@
         <w:tc>
           <w:tcPr>
             <w:cnfStyle w:val="001000000000" w:firstRow="0" w:lastRow="0" w:firstColumn="1" w:lastColumn="0" w:oddVBand="0" w:evenVBand="0" w:oddHBand="0" w:evenHBand="0" w:firstRowFirstColumn="0" w:firstRowLastColumn="0" w:lastRowFirstColumn="0" w:lastRowLastColumn="0"/>
-            <w:tcW w:w="2446" w:type="dxa"/>
-          </w:tcPr>
-          <w:p>
-            <w:proofErr w:type="spellStart"/>
-            <w:r>
+            <w:tcW w:w="2289" w:type="dxa"/>
+          </w:tcPr>
+          <w:p>
+            <w:proofErr w:type="spellStart"/>
+            <w:r>
+              <w:lastRenderedPageBreak/>
               <w:t>EstadoFacturaID</w:t>
             </w:r>
             <w:proofErr w:type="spellEnd"/>
@@ -13620,7 +13916,7 @@
         </w:tc>
         <w:tc>
           <w:tcPr>
-            <w:tcW w:w="2289" w:type="dxa"/>
+            <w:tcW w:w="2106" w:type="dxa"/>
           </w:tcPr>
           <w:p>
             <w:pPr>
@@ -13633,7 +13929,7 @@
         </w:tc>
         <w:tc>
           <w:tcPr>
-            <w:tcW w:w="1847" w:type="dxa"/>
+            <w:tcW w:w="1592" w:type="dxa"/>
           </w:tcPr>
           <w:p>
             <w:pPr>
@@ -13646,7 +13942,7 @@
         </w:tc>
         <w:tc>
           <w:tcPr>
-            <w:tcW w:w="2231" w:type="dxa"/>
+            <w:tcW w:w="2262" w:type="dxa"/>
           </w:tcPr>
           <w:p>
             <w:pPr>
@@ -13661,7 +13957,7 @@
         </w:tc>
         <w:tc>
           <w:tcPr>
-            <w:tcW w:w="1391" w:type="dxa"/>
+            <w:tcW w:w="1955" w:type="dxa"/>
           </w:tcPr>
           <w:p>
             <w:pPr>
@@ -13682,7 +13978,7 @@
         <w:tc>
           <w:tcPr>
             <w:cnfStyle w:val="001000000000" w:firstRow="0" w:lastRow="0" w:firstColumn="1" w:lastColumn="0" w:oddVBand="0" w:evenVBand="0" w:oddHBand="0" w:evenHBand="0" w:firstRowFirstColumn="0" w:firstRowLastColumn="0" w:lastRowFirstColumn="0" w:lastRowLastColumn="0"/>
-            <w:tcW w:w="2446" w:type="dxa"/>
+            <w:tcW w:w="2289" w:type="dxa"/>
           </w:tcPr>
           <w:p>
             <w:proofErr w:type="spellStart"/>
@@ -13694,7 +13990,7 @@
         </w:tc>
         <w:tc>
           <w:tcPr>
-            <w:tcW w:w="2289" w:type="dxa"/>
+            <w:tcW w:w="2106" w:type="dxa"/>
           </w:tcPr>
           <w:p>
             <w:pPr>
@@ -13707,7 +14003,7 @@
         </w:tc>
         <w:tc>
           <w:tcPr>
-            <w:tcW w:w="1847" w:type="dxa"/>
+            <w:tcW w:w="1592" w:type="dxa"/>
           </w:tcPr>
           <w:p>
             <w:pPr>
@@ -13720,7 +14016,7 @@
         </w:tc>
         <w:tc>
           <w:tcPr>
-            <w:tcW w:w="2231" w:type="dxa"/>
+            <w:tcW w:w="2262" w:type="dxa"/>
           </w:tcPr>
           <w:p>
             <w:pPr>
@@ -13741,7 +14037,7 @@
         </w:tc>
         <w:tc>
           <w:tcPr>
-            <w:tcW w:w="1391" w:type="dxa"/>
+            <w:tcW w:w="1955" w:type="dxa"/>
           </w:tcPr>
           <w:p>
             <w:pPr>
@@ -13765,7 +14061,7 @@
         <w:tc>
           <w:tcPr>
             <w:cnfStyle w:val="001000000000" w:firstRow="0" w:lastRow="0" w:firstColumn="1" w:lastColumn="0" w:oddVBand="0" w:evenVBand="0" w:oddHBand="0" w:evenHBand="0" w:firstRowFirstColumn="0" w:firstRowLastColumn="0" w:lastRowFirstColumn="0" w:lastRowLastColumn="0"/>
-            <w:tcW w:w="2446" w:type="dxa"/>
+            <w:tcW w:w="2289" w:type="dxa"/>
           </w:tcPr>
           <w:p>
             <w:proofErr w:type="spellStart"/>
@@ -13777,7 +14073,7 @@
         </w:tc>
         <w:tc>
           <w:tcPr>
-            <w:tcW w:w="2289" w:type="dxa"/>
+            <w:tcW w:w="2106" w:type="dxa"/>
           </w:tcPr>
           <w:p>
             <w:pPr>
@@ -13795,7 +14091,7 @@
         </w:tc>
         <w:tc>
           <w:tcPr>
-            <w:tcW w:w="1847" w:type="dxa"/>
+            <w:tcW w:w="1592" w:type="dxa"/>
           </w:tcPr>
           <w:p>
             <w:pPr>
@@ -13808,7 +14104,7 @@
         </w:tc>
         <w:tc>
           <w:tcPr>
-            <w:tcW w:w="2231" w:type="dxa"/>
+            <w:tcW w:w="2262" w:type="dxa"/>
           </w:tcPr>
           <w:p>
             <w:pPr>
@@ -13829,7 +14125,7 @@
         </w:tc>
         <w:tc>
           <w:tcPr>
-            <w:tcW w:w="1391" w:type="dxa"/>
+            <w:tcW w:w="1955" w:type="dxa"/>
           </w:tcPr>
           <w:p>
             <w:pPr>
@@ -13850,12 +14146,11 @@
         <w:tc>
           <w:tcPr>
             <w:cnfStyle w:val="001000000000" w:firstRow="0" w:lastRow="0" w:firstColumn="1" w:lastColumn="0" w:oddVBand="0" w:evenVBand="0" w:oddHBand="0" w:evenHBand="0" w:firstRowFirstColumn="0" w:firstRowLastColumn="0" w:lastRowFirstColumn="0" w:lastRowLastColumn="0"/>
-            <w:tcW w:w="2446" w:type="dxa"/>
-          </w:tcPr>
-          <w:p>
-            <w:proofErr w:type="spellStart"/>
-            <w:r>
-              <w:lastRenderedPageBreak/>
+            <w:tcW w:w="2289" w:type="dxa"/>
+          </w:tcPr>
+          <w:p>
+            <w:proofErr w:type="spellStart"/>
+            <w:r>
               <w:t>CuentaID</w:t>
             </w:r>
             <w:proofErr w:type="spellEnd"/>
@@ -13863,7 +14158,7 @@
         </w:tc>
         <w:tc>
           <w:tcPr>
-            <w:tcW w:w="2289" w:type="dxa"/>
+            <w:tcW w:w="2106" w:type="dxa"/>
           </w:tcPr>
           <w:p>
             <w:pPr>
@@ -13876,7 +14171,7 @@
         </w:tc>
         <w:tc>
           <w:tcPr>
-            <w:tcW w:w="1847" w:type="dxa"/>
+            <w:tcW w:w="1592" w:type="dxa"/>
           </w:tcPr>
           <w:p>
             <w:pPr>
@@ -13889,7 +14184,7 @@
         </w:tc>
         <w:tc>
           <w:tcPr>
-            <w:tcW w:w="2231" w:type="dxa"/>
+            <w:tcW w:w="2262" w:type="dxa"/>
           </w:tcPr>
           <w:p>
             <w:pPr>
@@ -13904,7 +14199,7 @@
         </w:tc>
         <w:tc>
           <w:tcPr>
-            <w:tcW w:w="1391" w:type="dxa"/>
+            <w:tcW w:w="1955" w:type="dxa"/>
           </w:tcPr>
           <w:p>
             <w:pPr>
@@ -13928,7 +14223,7 @@
         <w:tc>
           <w:tcPr>
             <w:cnfStyle w:val="001000000000" w:firstRow="0" w:lastRow="0" w:firstColumn="1" w:lastColumn="0" w:oddVBand="0" w:evenVBand="0" w:oddHBand="0" w:evenHBand="0" w:firstRowFirstColumn="0" w:firstRowLastColumn="0" w:lastRowFirstColumn="0" w:lastRowLastColumn="0"/>
-            <w:tcW w:w="2446" w:type="dxa"/>
+            <w:tcW w:w="2289" w:type="dxa"/>
           </w:tcPr>
           <w:p>
             <w:proofErr w:type="spellStart"/>
@@ -13940,7 +14235,7 @@
         </w:tc>
         <w:tc>
           <w:tcPr>
-            <w:tcW w:w="2289" w:type="dxa"/>
+            <w:tcW w:w="2106" w:type="dxa"/>
           </w:tcPr>
           <w:p>
             <w:pPr>
@@ -13958,7 +14253,7 @@
         </w:tc>
         <w:tc>
           <w:tcPr>
-            <w:tcW w:w="1847" w:type="dxa"/>
+            <w:tcW w:w="1592" w:type="dxa"/>
           </w:tcPr>
           <w:p>
             <w:pPr>
@@ -13971,7 +14266,7 @@
         </w:tc>
         <w:tc>
           <w:tcPr>
-            <w:tcW w:w="2231" w:type="dxa"/>
+            <w:tcW w:w="2262" w:type="dxa"/>
           </w:tcPr>
           <w:p>
             <w:pPr>
@@ -13986,7 +14281,7 @@
         </w:tc>
         <w:tc>
           <w:tcPr>
-            <w:tcW w:w="1391" w:type="dxa"/>
+            <w:tcW w:w="1955" w:type="dxa"/>
           </w:tcPr>
           <w:p>
             <w:pPr>
@@ -14007,7 +14302,7 @@
         <w:tc>
           <w:tcPr>
             <w:cnfStyle w:val="001000000000" w:firstRow="0" w:lastRow="0" w:firstColumn="1" w:lastColumn="0" w:oddVBand="0" w:evenVBand="0" w:oddHBand="0" w:evenHBand="0" w:firstRowFirstColumn="0" w:firstRowLastColumn="0" w:lastRowFirstColumn="0" w:lastRowLastColumn="0"/>
-            <w:tcW w:w="2446" w:type="dxa"/>
+            <w:tcW w:w="2289" w:type="dxa"/>
           </w:tcPr>
           <w:p>
             <w:proofErr w:type="spellStart"/>
@@ -14019,7 +14314,7 @@
         </w:tc>
         <w:tc>
           <w:tcPr>
-            <w:tcW w:w="2289" w:type="dxa"/>
+            <w:tcW w:w="2106" w:type="dxa"/>
           </w:tcPr>
           <w:p>
             <w:pPr>
@@ -14037,7 +14332,7 @@
         </w:tc>
         <w:tc>
           <w:tcPr>
-            <w:tcW w:w="1847" w:type="dxa"/>
+            <w:tcW w:w="1592" w:type="dxa"/>
           </w:tcPr>
           <w:p>
             <w:pPr>
@@ -14050,7 +14345,7 @@
         </w:tc>
         <w:tc>
           <w:tcPr>
-            <w:tcW w:w="2231" w:type="dxa"/>
+            <w:tcW w:w="2262" w:type="dxa"/>
           </w:tcPr>
           <w:p>
             <w:pPr>
@@ -14065,7 +14360,7 @@
         </w:tc>
         <w:tc>
           <w:tcPr>
-            <w:tcW w:w="1391" w:type="dxa"/>
+            <w:tcW w:w="1955" w:type="dxa"/>
           </w:tcPr>
           <w:p>
             <w:pPr>
@@ -14089,7 +14384,7 @@
         <w:tc>
           <w:tcPr>
             <w:cnfStyle w:val="001000000000" w:firstRow="0" w:lastRow="0" w:firstColumn="1" w:lastColumn="0" w:oddVBand="0" w:evenVBand="0" w:oddHBand="0" w:evenHBand="0" w:firstRowFirstColumn="0" w:firstRowLastColumn="0" w:lastRowFirstColumn="0" w:lastRowLastColumn="0"/>
-            <w:tcW w:w="2446" w:type="dxa"/>
+            <w:tcW w:w="2289" w:type="dxa"/>
           </w:tcPr>
           <w:p>
             <w:r>
@@ -14099,7 +14394,7 @@
         </w:tc>
         <w:tc>
           <w:tcPr>
-            <w:tcW w:w="2289" w:type="dxa"/>
+            <w:tcW w:w="2106" w:type="dxa"/>
           </w:tcPr>
           <w:p>
             <w:pPr>
@@ -14117,7 +14412,7 @@
         </w:tc>
         <w:tc>
           <w:tcPr>
-            <w:tcW w:w="1847" w:type="dxa"/>
+            <w:tcW w:w="1592" w:type="dxa"/>
           </w:tcPr>
           <w:p>
             <w:pPr>
@@ -14130,7 +14425,7 @@
         </w:tc>
         <w:tc>
           <w:tcPr>
-            <w:tcW w:w="2231" w:type="dxa"/>
+            <w:tcW w:w="2262" w:type="dxa"/>
           </w:tcPr>
           <w:p>
             <w:pPr>
@@ -14143,7 +14438,7 @@
         </w:tc>
         <w:tc>
           <w:tcPr>
-            <w:tcW w:w="1391" w:type="dxa"/>
+            <w:tcW w:w="1955" w:type="dxa"/>
           </w:tcPr>
           <w:p>
             <w:pPr>
@@ -14164,7 +14459,7 @@
         <w:tc>
           <w:tcPr>
             <w:cnfStyle w:val="001000000000" w:firstRow="0" w:lastRow="0" w:firstColumn="1" w:lastColumn="0" w:oddVBand="0" w:evenVBand="0" w:oddHBand="0" w:evenHBand="0" w:firstRowFirstColumn="0" w:firstRowLastColumn="0" w:lastRowFirstColumn="0" w:lastRowLastColumn="0"/>
-            <w:tcW w:w="2446" w:type="dxa"/>
+            <w:tcW w:w="2289" w:type="dxa"/>
           </w:tcPr>
           <w:p>
             <w:proofErr w:type="spellStart"/>
@@ -14176,7 +14471,7 @@
         </w:tc>
         <w:tc>
           <w:tcPr>
-            <w:tcW w:w="2289" w:type="dxa"/>
+            <w:tcW w:w="2106" w:type="dxa"/>
           </w:tcPr>
           <w:p>
             <w:pPr>
@@ -14194,7 +14489,7 @@
         </w:tc>
         <w:tc>
           <w:tcPr>
-            <w:tcW w:w="1847" w:type="dxa"/>
+            <w:tcW w:w="1592" w:type="dxa"/>
           </w:tcPr>
           <w:p>
             <w:pPr>
@@ -14207,7 +14502,7 @@
         </w:tc>
         <w:tc>
           <w:tcPr>
-            <w:tcW w:w="2231" w:type="dxa"/>
+            <w:tcW w:w="2262" w:type="dxa"/>
           </w:tcPr>
           <w:p>
             <w:pPr>
@@ -14222,7 +14517,7 @@
         </w:tc>
         <w:tc>
           <w:tcPr>
-            <w:tcW w:w="1391" w:type="dxa"/>
+            <w:tcW w:w="1955" w:type="dxa"/>
           </w:tcPr>
           <w:p>
             <w:pPr>
@@ -14246,7 +14541,7 @@
         <w:tc>
           <w:tcPr>
             <w:cnfStyle w:val="001000000000" w:firstRow="0" w:lastRow="0" w:firstColumn="1" w:lastColumn="0" w:oddVBand="0" w:evenVBand="0" w:oddHBand="0" w:evenHBand="0" w:firstRowFirstColumn="0" w:firstRowLastColumn="0" w:lastRowFirstColumn="0" w:lastRowLastColumn="0"/>
-            <w:tcW w:w="2446" w:type="dxa"/>
+            <w:tcW w:w="2289" w:type="dxa"/>
           </w:tcPr>
           <w:p>
             <w:r>
@@ -14256,7 +14551,7 @@
         </w:tc>
         <w:tc>
           <w:tcPr>
-            <w:tcW w:w="2289" w:type="dxa"/>
+            <w:tcW w:w="2106" w:type="dxa"/>
           </w:tcPr>
           <w:p>
             <w:pPr>
@@ -14274,7 +14569,7 @@
         </w:tc>
         <w:tc>
           <w:tcPr>
-            <w:tcW w:w="1847" w:type="dxa"/>
+            <w:tcW w:w="1592" w:type="dxa"/>
           </w:tcPr>
           <w:p>
             <w:pPr>
@@ -14287,7 +14582,7 @@
         </w:tc>
         <w:tc>
           <w:tcPr>
-            <w:tcW w:w="2231" w:type="dxa"/>
+            <w:tcW w:w="2262" w:type="dxa"/>
           </w:tcPr>
           <w:p>
             <w:pPr>
@@ -14300,7 +14595,7 @@
         </w:tc>
         <w:tc>
           <w:tcPr>
-            <w:tcW w:w="1391" w:type="dxa"/>
+            <w:tcW w:w="1955" w:type="dxa"/>
           </w:tcPr>
           <w:p>
             <w:pPr>
@@ -14321,7 +14616,7 @@
         <w:tc>
           <w:tcPr>
             <w:cnfStyle w:val="001000000000" w:firstRow="0" w:lastRow="0" w:firstColumn="1" w:lastColumn="0" w:oddVBand="0" w:evenVBand="0" w:oddHBand="0" w:evenHBand="0" w:firstRowFirstColumn="0" w:firstRowLastColumn="0" w:lastRowFirstColumn="0" w:lastRowLastColumn="0"/>
-            <w:tcW w:w="2446" w:type="dxa"/>
+            <w:tcW w:w="2289" w:type="dxa"/>
           </w:tcPr>
           <w:p>
             <w:proofErr w:type="spellStart"/>
@@ -14333,7 +14628,7 @@
         </w:tc>
         <w:tc>
           <w:tcPr>
-            <w:tcW w:w="2289" w:type="dxa"/>
+            <w:tcW w:w="2106" w:type="dxa"/>
           </w:tcPr>
           <w:p>
             <w:pPr>
@@ -14351,7 +14646,7 @@
         </w:tc>
         <w:tc>
           <w:tcPr>
-            <w:tcW w:w="1847" w:type="dxa"/>
+            <w:tcW w:w="1592" w:type="dxa"/>
           </w:tcPr>
           <w:p>
             <w:pPr>
@@ -14364,7 +14659,7 @@
         </w:tc>
         <w:tc>
           <w:tcPr>
-            <w:tcW w:w="2231" w:type="dxa"/>
+            <w:tcW w:w="2262" w:type="dxa"/>
           </w:tcPr>
           <w:p>
             <w:pPr>
@@ -14379,7 +14674,7 @@
         </w:tc>
         <w:tc>
           <w:tcPr>
-            <w:tcW w:w="1391" w:type="dxa"/>
+            <w:tcW w:w="1955" w:type="dxa"/>
           </w:tcPr>
           <w:p>
             <w:pPr>
@@ -14403,19 +14698,21 @@
         <w:tc>
           <w:tcPr>
             <w:cnfStyle w:val="001000000000" w:firstRow="0" w:lastRow="0" w:firstColumn="1" w:lastColumn="0" w:oddVBand="0" w:evenVBand="0" w:oddHBand="0" w:evenHBand="0" w:firstRowFirstColumn="0" w:firstRowLastColumn="0" w:lastRowFirstColumn="0" w:lastRowLastColumn="0"/>
-            <w:tcW w:w="2446" w:type="dxa"/>
-          </w:tcPr>
-          <w:p>
-            <w:r>
-              <w:t>Fuente</w:t>
-            </w:r>
-          </w:p>
-        </w:tc>
-        <w:tc>
-          <w:tcPr>
             <w:tcW w:w="2289" w:type="dxa"/>
           </w:tcPr>
           <w:p>
+            <w:proofErr w:type="spellStart"/>
+            <w:r>
+              <w:t>nombreEmpresa</w:t>
+            </w:r>
+            <w:proofErr w:type="spellEnd"/>
+          </w:p>
+        </w:tc>
+        <w:tc>
+          <w:tcPr>
+            <w:tcW w:w="2106" w:type="dxa"/>
+          </w:tcPr>
+          <w:p>
             <w:pPr>
               <w:cnfStyle w:val="000000100000" w:firstRow="0" w:lastRow="0" w:firstColumn="0" w:lastColumn="0" w:oddVBand="0" w:evenVBand="0" w:oddHBand="1" w:evenHBand="0" w:firstRowFirstColumn="0" w:firstRowLastColumn="0" w:lastRowFirstColumn="0" w:lastRowLastColumn="0"/>
             </w:pPr>
@@ -14425,49 +14722,41 @@
             </w:r>
             <w:proofErr w:type="gramEnd"/>
             <w:r>
-              <w:t>100)</w:t>
-            </w:r>
-          </w:p>
-        </w:tc>
-        <w:tc>
-          <w:tcPr>
-            <w:tcW w:w="1847" w:type="dxa"/>
-          </w:tcPr>
-          <w:p>
-            <w:pPr>
-              <w:cnfStyle w:val="000000100000" w:firstRow="0" w:lastRow="0" w:firstColumn="0" w:lastColumn="0" w:oddVBand="0" w:evenVBand="0" w:oddHBand="1" w:evenHBand="0" w:firstRowFirstColumn="0" w:firstRowLastColumn="0" w:lastRowFirstColumn="0" w:lastRowLastColumn="0"/>
-            </w:pPr>
-            <w:r>
-              <w:t>Sí</w:t>
-            </w:r>
-          </w:p>
-        </w:tc>
-        <w:tc>
-          <w:tcPr>
-            <w:tcW w:w="2231" w:type="dxa"/>
-          </w:tcPr>
-          <w:p>
-            <w:pPr>
-              <w:cnfStyle w:val="000000100000" w:firstRow="0" w:lastRow="0" w:firstColumn="0" w:lastColumn="0" w:oddVBand="0" w:evenVBand="0" w:oddHBand="1" w:evenHBand="0" w:firstRowFirstColumn="0" w:firstRowLastColumn="0" w:lastRowFirstColumn="0" w:lastRowLastColumn="0"/>
-            </w:pPr>
-            <w:proofErr w:type="spellStart"/>
-            <w:r>
-              <w:t>Odoo</w:t>
-            </w:r>
-            <w:proofErr w:type="spellEnd"/>
-            <w:r>
-              <w:t xml:space="preserve"> si viene de </w:t>
-            </w:r>
-            <w:proofErr w:type="spellStart"/>
-            <w:r>
-              <w:t>postman</w:t>
-            </w:r>
-            <w:proofErr w:type="spellEnd"/>
-          </w:p>
-        </w:tc>
-        <w:tc>
-          <w:tcPr>
-            <w:tcW w:w="1391" w:type="dxa"/>
+              <w:t>150)</w:t>
+            </w:r>
+          </w:p>
+        </w:tc>
+        <w:tc>
+          <w:tcPr>
+            <w:tcW w:w="1592" w:type="dxa"/>
+          </w:tcPr>
+          <w:p>
+            <w:pPr>
+              <w:cnfStyle w:val="000000100000" w:firstRow="0" w:lastRow="0" w:firstColumn="0" w:lastColumn="0" w:oddVBand="0" w:evenVBand="0" w:oddHBand="1" w:evenHBand="0" w:firstRowFirstColumn="0" w:firstRowLastColumn="0" w:lastRowFirstColumn="0" w:lastRowLastColumn="0"/>
+            </w:pPr>
+            <w:r>
+              <w:t>Si</w:t>
+            </w:r>
+          </w:p>
+        </w:tc>
+        <w:tc>
+          <w:tcPr>
+            <w:tcW w:w="2262" w:type="dxa"/>
+          </w:tcPr>
+          <w:p>
+            <w:pPr>
+              <w:cnfStyle w:val="000000100000" w:firstRow="0" w:lastRow="0" w:firstColumn="0" w:lastColumn="0" w:oddVBand="0" w:evenVBand="0" w:oddHBand="1" w:evenHBand="0" w:firstRowFirstColumn="0" w:firstRowLastColumn="0" w:lastRowFirstColumn="0" w:lastRowLastColumn="0"/>
+            </w:pPr>
+            <w:proofErr w:type="spellStart"/>
+            <w:r>
+              <w:t>Nombre_empresa</w:t>
+            </w:r>
+            <w:proofErr w:type="spellEnd"/>
+          </w:p>
+        </w:tc>
+        <w:tc>
+          <w:tcPr>
+            <w:tcW w:w="1955" w:type="dxa"/>
           </w:tcPr>
           <w:p>
             <w:pPr>
@@ -14488,7 +14777,95 @@
         <w:tc>
           <w:tcPr>
             <w:cnfStyle w:val="001000000000" w:firstRow="0" w:lastRow="0" w:firstColumn="1" w:lastColumn="0" w:oddVBand="0" w:evenVBand="0" w:oddHBand="0" w:evenHBand="0" w:firstRowFirstColumn="0" w:firstRowLastColumn="0" w:lastRowFirstColumn="0" w:lastRowLastColumn="0"/>
-            <w:tcW w:w="2446" w:type="dxa"/>
+            <w:tcW w:w="2289" w:type="dxa"/>
+          </w:tcPr>
+          <w:p>
+            <w:r>
+              <w:t>Fuente</w:t>
+            </w:r>
+          </w:p>
+        </w:tc>
+        <w:tc>
+          <w:tcPr>
+            <w:tcW w:w="2106" w:type="dxa"/>
+          </w:tcPr>
+          <w:p>
+            <w:pPr>
+              <w:cnfStyle w:val="000000000000" w:firstRow="0" w:lastRow="0" w:firstColumn="0" w:lastColumn="0" w:oddVBand="0" w:evenVBand="0" w:oddHBand="0" w:evenHBand="0" w:firstRowFirstColumn="0" w:firstRowLastColumn="0" w:lastRowFirstColumn="0" w:lastRowLastColumn="0"/>
+            </w:pPr>
+            <w:proofErr w:type="gramStart"/>
+            <w:r>
+              <w:t>VARCHAR(</w:t>
+            </w:r>
+            <w:proofErr w:type="gramEnd"/>
+            <w:r>
+              <w:t>100)</w:t>
+            </w:r>
+          </w:p>
+        </w:tc>
+        <w:tc>
+          <w:tcPr>
+            <w:tcW w:w="1592" w:type="dxa"/>
+          </w:tcPr>
+          <w:p>
+            <w:pPr>
+              <w:cnfStyle w:val="000000000000" w:firstRow="0" w:lastRow="0" w:firstColumn="0" w:lastColumn="0" w:oddVBand="0" w:evenVBand="0" w:oddHBand="0" w:evenHBand="0" w:firstRowFirstColumn="0" w:firstRowLastColumn="0" w:lastRowFirstColumn="0" w:lastRowLastColumn="0"/>
+            </w:pPr>
+            <w:r>
+              <w:t>Sí</w:t>
+            </w:r>
+          </w:p>
+        </w:tc>
+        <w:tc>
+          <w:tcPr>
+            <w:tcW w:w="2262" w:type="dxa"/>
+          </w:tcPr>
+          <w:p>
+            <w:pPr>
+              <w:cnfStyle w:val="000000000000" w:firstRow="0" w:lastRow="0" w:firstColumn="0" w:lastColumn="0" w:oddVBand="0" w:evenVBand="0" w:oddHBand="0" w:evenHBand="0" w:firstRowFirstColumn="0" w:firstRowLastColumn="0" w:lastRowFirstColumn="0" w:lastRowLastColumn="0"/>
+            </w:pPr>
+            <w:proofErr w:type="spellStart"/>
+            <w:r>
+              <w:t>Odoo</w:t>
+            </w:r>
+            <w:proofErr w:type="spellEnd"/>
+            <w:r>
+              <w:t xml:space="preserve"> si viene de </w:t>
+            </w:r>
+            <w:proofErr w:type="spellStart"/>
+            <w:r>
+              <w:t>postman</w:t>
+            </w:r>
+            <w:proofErr w:type="spellEnd"/>
+          </w:p>
+        </w:tc>
+        <w:tc>
+          <w:tcPr>
+            <w:tcW w:w="1955" w:type="dxa"/>
+          </w:tcPr>
+          <w:p>
+            <w:pPr>
+              <w:cnfStyle w:val="000000000000" w:firstRow="0" w:lastRow="0" w:firstColumn="0" w:lastColumn="0" w:oddVBand="0" w:evenVBand="0" w:oddHBand="0" w:evenHBand="0" w:firstRowFirstColumn="0" w:firstRowLastColumn="0" w:lastRowFirstColumn="0" w:lastRowLastColumn="0"/>
+            </w:pPr>
+            <w:proofErr w:type="spellStart"/>
+            <w:r>
+              <w:t>Postman-</w:t>
+            </w:r>
+            <w:r>
+              <w:t>customer_invoices</w:t>
+            </w:r>
+            <w:proofErr w:type="spellEnd"/>
+          </w:p>
+        </w:tc>
+      </w:tr>
+      <w:tr>
+        <w:trPr>
+          <w:cnfStyle w:val="000000100000" w:firstRow="0" w:lastRow="0" w:firstColumn="0" w:lastColumn="0" w:oddVBand="0" w:evenVBand="0" w:oddHBand="1" w:evenHBand="0" w:firstRowFirstColumn="0" w:firstRowLastColumn="0" w:lastRowFirstColumn="0" w:lastRowLastColumn="0"/>
+        </w:trPr>
+        <w:tc>
+          <w:tcPr>
+            <w:cnfStyle w:val="001000000000" w:firstRow="0" w:lastRow="0" w:firstColumn="1" w:lastColumn="0" w:oddVBand="0" w:evenVBand="0" w:oddHBand="0" w:evenHBand="0" w:firstRowFirstColumn="0" w:firstRowLastColumn="0" w:lastRowFirstColumn="0" w:lastRowLastColumn="0"/>
+            <w:tcW w:w="2289" w:type="dxa"/>
           </w:tcPr>
           <w:p>
             <w:proofErr w:type="spellStart"/>
@@ -14500,11 +14877,11 @@
         </w:tc>
         <w:tc>
           <w:tcPr>
-            <w:tcW w:w="2289" w:type="dxa"/>
-          </w:tcPr>
-          <w:p>
-            <w:pPr>
-              <w:cnfStyle w:val="000000000000" w:firstRow="0" w:lastRow="0" w:firstColumn="0" w:lastColumn="0" w:oddVBand="0" w:evenVBand="0" w:oddHBand="0" w:evenHBand="0" w:firstRowFirstColumn="0" w:firstRowLastColumn="0" w:lastRowFirstColumn="0" w:lastRowLastColumn="0"/>
+            <w:tcW w:w="2106" w:type="dxa"/>
+          </w:tcPr>
+          <w:p>
+            <w:pPr>
+              <w:cnfStyle w:val="000000100000" w:firstRow="0" w:lastRow="0" w:firstColumn="0" w:lastColumn="0" w:oddVBand="0" w:evenVBand="0" w:oddHBand="1" w:evenHBand="0" w:firstRowFirstColumn="0" w:firstRowLastColumn="0" w:lastRowFirstColumn="0" w:lastRowLastColumn="0"/>
             </w:pPr>
             <w:r>
               <w:t>DATETIME</w:t>
@@ -14513,11 +14890,11 @@
         </w:tc>
         <w:tc>
           <w:tcPr>
-            <w:tcW w:w="1847" w:type="dxa"/>
-          </w:tcPr>
-          <w:p>
-            <w:pPr>
-              <w:cnfStyle w:val="000000000000" w:firstRow="0" w:lastRow="0" w:firstColumn="0" w:lastColumn="0" w:oddVBand="0" w:evenVBand="0" w:oddHBand="0" w:evenHBand="0" w:firstRowFirstColumn="0" w:firstRowLastColumn="0" w:lastRowFirstColumn="0" w:lastRowLastColumn="0"/>
+            <w:tcW w:w="1592" w:type="dxa"/>
+          </w:tcPr>
+          <w:p>
+            <w:pPr>
+              <w:cnfStyle w:val="000000100000" w:firstRow="0" w:lastRow="0" w:firstColumn="0" w:lastColumn="0" w:oddVBand="0" w:evenVBand="0" w:oddHBand="1" w:evenHBand="0" w:firstRowFirstColumn="0" w:firstRowLastColumn="0" w:lastRowFirstColumn="0" w:lastRowLastColumn="0"/>
             </w:pPr>
             <w:r>
               <w:t>No</w:t>
@@ -14526,11 +14903,11 @@
         </w:tc>
         <w:tc>
           <w:tcPr>
-            <w:tcW w:w="2231" w:type="dxa"/>
-          </w:tcPr>
-          <w:p>
-            <w:pPr>
-              <w:cnfStyle w:val="000000000000" w:firstRow="0" w:lastRow="0" w:firstColumn="0" w:lastColumn="0" w:oddVBand="0" w:evenVBand="0" w:oddHBand="0" w:evenHBand="0" w:firstRowFirstColumn="0" w:firstRowLastColumn="0" w:lastRowFirstColumn="0" w:lastRowLastColumn="0"/>
+            <w:tcW w:w="2262" w:type="dxa"/>
+          </w:tcPr>
+          <w:p>
+            <w:pPr>
+              <w:cnfStyle w:val="000000100000" w:firstRow="0" w:lastRow="0" w:firstColumn="0" w:lastColumn="0" w:oddVBand="0" w:evenVBand="0" w:oddHBand="1" w:evenHBand="0" w:firstRowFirstColumn="0" w:firstRowLastColumn="0" w:lastRowFirstColumn="0" w:lastRowLastColumn="0"/>
             </w:pPr>
             <w:r>
               <w:t xml:space="preserve">Ultima Fecha de </w:t>
@@ -14544,11 +14921,11 @@
         </w:tc>
         <w:tc>
           <w:tcPr>
-            <w:tcW w:w="1391" w:type="dxa"/>
-          </w:tcPr>
-          <w:p>
-            <w:pPr>
-              <w:cnfStyle w:val="000000000000" w:firstRow="0" w:lastRow="0" w:firstColumn="0" w:lastColumn="0" w:oddVBand="0" w:evenVBand="0" w:oddHBand="0" w:evenHBand="0" w:firstRowFirstColumn="0" w:firstRowLastColumn="0" w:lastRowFirstColumn="0" w:lastRowLastColumn="0"/>
+            <w:tcW w:w="1955" w:type="dxa"/>
+          </w:tcPr>
+          <w:p>
+            <w:pPr>
+              <w:cnfStyle w:val="000000100000" w:firstRow="0" w:lastRow="0" w:firstColumn="0" w:lastColumn="0" w:oddVBand="0" w:evenVBand="0" w:oddHBand="1" w:evenHBand="0" w:firstRowFirstColumn="0" w:firstRowLastColumn="0" w:lastRowFirstColumn="0" w:lastRowLastColumn="0"/>
             </w:pPr>
             <w:r>
               <w:t>Autogenerado</w:t>
